--- a/docs/technical-documentation/technical-documentation.docx
+++ b/docs/technical-documentation/technical-documentation.docx
@@ -82,7 +82,7 @@
           <w:sz w:val="20"/>
           <w:szCs w:val="20"/>
         </w:rPr>
-        <w:t xml:space="preserve">Versão 2.0  ·  6 de junho de 2026</w:t>
+        <w:t xml:space="preserve">Versão 2.0  ·  8 de junho de 2026</w:t>
       </w:r>
     </w:p>
     <w:p>
@@ -137,7 +137,7 @@
           <w:sz w:val="22"/>
           <w:szCs w:val="22"/>
         </w:rPr>
-        <w:t xml:space="preserve"> 2.0  </w:t>
+        <w:t xml:space="preserve"> 2.1  </w:t>
       </w:r>
     </w:p>
     <w:p>
@@ -162,7 +162,7 @@
           <w:sz w:val="22"/>
           <w:szCs w:val="22"/>
         </w:rPr>
-        <w:t xml:space="preserve"> 2026-06-06  </w:t>
+        <w:t xml:space="preserve"> 2026-06-08  </w:t>
       </w:r>
     </w:p>
     <w:p>
@@ -1482,6 +1482,221 @@
                 <w:szCs w:val="20"/>
               </w:rPr>
               <w:t xml:space="preserve">Ambiente DOM simulado no Vitest</w:t>
+            </w:r>
+          </w:p>
+        </w:tc>
+      </w:tr>
+    </w:tbl>
+    <w:p/>
+    <w:p>
+      <w:pPr>
+        <w:spacing w:after="80" w:before="80"/>
+      </w:pPr>
+    </w:p>
+    <w:p>
+      <w:pPr>
+        <w:pStyle w:val="Heading3"/>
+        <w:spacing w:after="120" w:before="240"/>
+      </w:pPr>
+      <w:r>
+        <w:rPr>
+          <w:rFonts w:ascii="Calibri" w:cs="Calibri" w:eastAsia="Calibri" w:hAnsi="Calibri"/>
+          <w:b/>
+          <w:bCs/>
+          <w:color w:val="1E293B"/>
+          <w:sz w:val="24"/>
+          <w:szCs w:val="24"/>
+        </w:rPr>
+        <w:t xml:space="preserve">Observabilidade</w:t>
+      </w:r>
+    </w:p>
+    <w:tbl>
+      <w:tblPr>
+        <w:tblW w:type="pct" w:w="100%"/>
+        <w:tblBorders>
+          <w:top w:val="single" w:color="auto" w:sz="4"/>
+          <w:left w:val="single" w:color="auto" w:sz="4"/>
+          <w:bottom w:val="single" w:color="auto" w:sz="4"/>
+          <w:right w:val="single" w:color="auto" w:sz="4"/>
+          <w:insideH w:val="single" w:color="auto" w:sz="4"/>
+          <w:insideV w:val="single" w:color="auto" w:sz="4"/>
+        </w:tblBorders>
+        <w:tblCellMar>
+          <w:top w:type="dxa" w:w="100"/>
+          <w:left w:type="dxa" w:w="100"/>
+          <w:bottom w:type="dxa" w:w="100"/>
+          <w:right w:type="dxa" w:w="100"/>
+        </w:tblCellMar>
+      </w:tblPr>
+      <w:tblGrid>
+        <w:gridCol w:w="100"/>
+        <w:gridCol w:w="100"/>
+        <w:gridCol w:w="100"/>
+      </w:tblGrid>
+      <w:tr>
+        <w:tc>
+          <w:tcPr>
+            <w:shd w:fill="7C3AED" w:color="7C3AED" w:val="solid"/>
+          </w:tcPr>
+          <w:p>
+            <w:r>
+              <w:rPr>
+                <w:rFonts w:ascii="Calibri" w:cs="Calibri" w:eastAsia="Calibri" w:hAnsi="Calibri"/>
+                <w:b/>
+                <w:bCs/>
+                <w:color w:val="FFFFFF"/>
+                <w:sz w:val="20"/>
+                <w:szCs w:val="20"/>
+              </w:rPr>
+              <w:t xml:space="preserve">Tecnologia</w:t>
+            </w:r>
+          </w:p>
+        </w:tc>
+        <w:tc>
+          <w:tcPr>
+            <w:shd w:fill="7C3AED" w:color="7C3AED" w:val="solid"/>
+          </w:tcPr>
+          <w:p>
+            <w:r>
+              <w:rPr>
+                <w:rFonts w:ascii="Calibri" w:cs="Calibri" w:eastAsia="Calibri" w:hAnsi="Calibri"/>
+                <w:b/>
+                <w:bCs/>
+                <w:color w:val="FFFFFF"/>
+                <w:sz w:val="20"/>
+                <w:szCs w:val="20"/>
+              </w:rPr>
+              <w:t xml:space="preserve">Versão</w:t>
+            </w:r>
+          </w:p>
+        </w:tc>
+        <w:tc>
+          <w:tcPr>
+            <w:shd w:fill="7C3AED" w:color="7C3AED" w:val="solid"/>
+          </w:tcPr>
+          <w:p>
+            <w:r>
+              <w:rPr>
+                <w:rFonts w:ascii="Calibri" w:cs="Calibri" w:eastAsia="Calibri" w:hAnsi="Calibri"/>
+                <w:b/>
+                <w:bCs/>
+                <w:color w:val="FFFFFF"/>
+                <w:sz w:val="20"/>
+                <w:szCs w:val="20"/>
+              </w:rPr>
+              <w:t xml:space="preserve">Papel</w:t>
+            </w:r>
+          </w:p>
+        </w:tc>
+      </w:tr>
+      <w:tr>
+        <w:tc>
+          <w:tcPr>
+            <w:shd/>
+          </w:tcPr>
+          <w:p>
+            <w:r>
+              <w:rPr>
+                <w:rFonts w:ascii="Calibri" w:cs="Calibri" w:eastAsia="Calibri" w:hAnsi="Calibri"/>
+                <w:b w:val="false"/>
+                <w:bCs w:val="false"/>
+                <w:color w:val="1E293B"/>
+                <w:sz w:val="20"/>
+                <w:szCs w:val="20"/>
+              </w:rPr>
+              <w:t xml:space="preserve">@sentry/nextjs</w:t>
+            </w:r>
+          </w:p>
+        </w:tc>
+        <w:tc>
+          <w:tcPr>
+            <w:shd/>
+          </w:tcPr>
+          <w:p>
+            <w:r>
+              <w:rPr>
+                <w:rFonts w:ascii="Calibri" w:cs="Calibri" w:eastAsia="Calibri" w:hAnsi="Calibri"/>
+                <w:b w:val="false"/>
+                <w:bCs w:val="false"/>
+                <w:color w:val="1E293B"/>
+                <w:sz w:val="20"/>
+                <w:szCs w:val="20"/>
+              </w:rPr>
+              <w:t xml:space="preserve">10.x</w:t>
+            </w:r>
+          </w:p>
+        </w:tc>
+        <w:tc>
+          <w:tcPr>
+            <w:shd/>
+          </w:tcPr>
+          <w:p>
+            <w:r>
+              <w:rPr>
+                <w:rFonts w:ascii="Calibri" w:cs="Calibri" w:eastAsia="Calibri" w:hAnsi="Calibri"/>
+                <w:b w:val="false"/>
+                <w:bCs w:val="false"/>
+                <w:color w:val="1E293B"/>
+                <w:sz w:val="20"/>
+                <w:szCs w:val="20"/>
+              </w:rPr>
+              <w:t xml:space="preserve">Error tracking, session replay, performance tracing</w:t>
+            </w:r>
+          </w:p>
+        </w:tc>
+      </w:tr>
+      <w:tr>
+        <w:tc>
+          <w:tcPr>
+            <w:shd w:fill="F1F5F9" w:color="F1F5F9" w:val="solid"/>
+          </w:tcPr>
+          <w:p>
+            <w:r>
+              <w:rPr>
+                <w:rFonts w:ascii="Calibri" w:cs="Calibri" w:eastAsia="Calibri" w:hAnsi="Calibri"/>
+                <w:b w:val="false"/>
+                <w:bCs w:val="false"/>
+                <w:color w:val="1E293B"/>
+                <w:sz w:val="20"/>
+                <w:szCs w:val="20"/>
+              </w:rPr>
+              <w:t xml:space="preserve">posthog-js</w:t>
+            </w:r>
+          </w:p>
+        </w:tc>
+        <w:tc>
+          <w:tcPr>
+            <w:shd w:fill="F1F5F9" w:color="F1F5F9" w:val="solid"/>
+          </w:tcPr>
+          <w:p>
+            <w:r>
+              <w:rPr>
+                <w:rFonts w:ascii="Calibri" w:cs="Calibri" w:eastAsia="Calibri" w:hAnsi="Calibri"/>
+                <w:b w:val="false"/>
+                <w:bCs w:val="false"/>
+                <w:color w:val="1E293B"/>
+                <w:sz w:val="20"/>
+                <w:szCs w:val="20"/>
+              </w:rPr>
+              <w:t xml:space="preserve">latest</w:t>
+            </w:r>
+          </w:p>
+        </w:tc>
+        <w:tc>
+          <w:tcPr>
+            <w:shd w:fill="F1F5F9" w:color="F1F5F9" w:val="solid"/>
+          </w:tcPr>
+          <w:p>
+            <w:r>
+              <w:rPr>
+                <w:rFonts w:ascii="Calibri" w:cs="Calibri" w:eastAsia="Calibri" w:hAnsi="Calibri"/>
+                <w:b w:val="false"/>
+                <w:bCs w:val="false"/>
+                <w:color w:val="1E293B"/>
+                <w:sz w:val="20"/>
+                <w:szCs w:val="20"/>
+              </w:rPr>
+              <w:t xml:space="preserve">Product analytics, page views, feature flags</w:t>
             </w:r>
           </w:p>
         </w:tc>
@@ -1807,12 +2022,20 @@
 │   │   └── localStorageService.ts
 │   ├── store/
 │   │   ├── AppContext.tsx         # Estado global + reducer + sync Supabase
-│   │   └── ToastContext.tsx       # Toasts (máx 3 simultâneos)
+│   │   ├── ToastContext.tsx       # Toasts (máx 3 simultâneos)
+│   │   └── FocusSessionContext.tsx # Estado global do timer (isRunning)
+│   ├── components/
+│   │   ├── analytics/
+│   │   │   ├── PostHogProvider.tsx   # Init PostHog + page views + LGPD opt-in/out
+│   │   │   └── AnalyticsIdentifier.tsx # Identifica usuário no PostHog e Sentry
+│   │   └── lgpd/
+│   │       └── ConsentBanner.tsx  # Banner LGPD (nl_lgpd_consent)
 │   ├── hooks/
 │   │   ├── useAppData.ts
 │   │   ├── useToast.ts
 │   │   ├── useTheme.ts
-│   │   └── useMigration.ts
+│   │   ├── useMigration.ts
+│   │   └── useAnalytics.ts       # Hook type-safe: track(), identifyUser(), resetUser()
 │   ├── lib/
 │   │   ├── supabase/
 │   │   │   ├── client.ts         # createBrowserClient
@@ -1850,10 +2073,1243 @@
 ├── public/
 │   └── landing.html
 ├── middleware.ts                  # Rate limit + RBAC + session guard
-├── next.config.ts                 # Security headers
+├── next.config.ts                 # Security headers + withSentryConfig + CSP expandida
+├── sentry.server.config.ts        # Sentry init — server runtime
+├── sentry.edge.config.ts          # Sentry init — edge runtime
+├── src/instrumentation.ts         # Next.js hook: register() + onRequestError
+├── src/instrumentation-client.ts  # Sentry init — browser (Session Replay)
 ├── vitest.config.ts
 ├── playwright.config.ts
 └── .env.local                     # Nunca commitar</w:t>
+      </w:r>
+    </w:p>
+    <w:p>
+      <w:pPr>
+        <w:spacing w:after="80" w:before="80"/>
+      </w:pPr>
+    </w:p>
+    <w:p>
+      <w:pPr>
+        <w:pBdr>
+          <w:bottom w:color="E2E8F0" w:sz="4" w:space="1"/>
+        </w:pBdr>
+        <w:spacing w:after="200" w:before="200"/>
+      </w:pPr>
+    </w:p>
+    <w:p>
+      <w:pPr>
+        <w:spacing w:after="80" w:before="80"/>
+      </w:pPr>
+    </w:p>
+    <w:p>
+      <w:pPr>
+        <w:pStyle w:val="Heading2"/>
+        <w:spacing w:after="160" w:before="360"/>
+      </w:pPr>
+      <w:r>
+        <w:rPr>
+          <w:rFonts w:ascii="Calibri" w:cs="Calibri" w:eastAsia="Calibri" w:hAnsi="Calibri"/>
+          <w:b/>
+          <w:bCs/>
+          <w:color w:val="0891B2"/>
+          <w:sz w:val="28"/>
+          <w:szCs w:val="28"/>
+        </w:rPr>
+        <w:t xml:space="preserve">Observabilidade</w:t>
+      </w:r>
+    </w:p>
+    <w:p>
+      <w:pPr>
+        <w:spacing w:after="80" w:before="80"/>
+      </w:pPr>
+    </w:p>
+    <w:p>
+      <w:pPr>
+        <w:pStyle w:val="Heading3"/>
+        <w:spacing w:after="120" w:before="240"/>
+      </w:pPr>
+      <w:r>
+        <w:rPr>
+          <w:rFonts w:ascii="Calibri" w:cs="Calibri" w:eastAsia="Calibri" w:hAnsi="Calibri"/>
+          <w:b/>
+          <w:bCs/>
+          <w:color w:val="1E293B"/>
+          <w:sz w:val="24"/>
+          <w:szCs w:val="24"/>
+        </w:rPr>
+        <w:t xml:space="preserve">Sentry v10 — Error Tracking</w:t>
+      </w:r>
+    </w:p>
+    <w:p>
+      <w:pPr>
+        <w:spacing w:after="80" w:before="80"/>
+      </w:pPr>
+    </w:p>
+    <w:p>
+      <w:pPr>
+        <w:spacing w:after="80" w:before="80"/>
+      </w:pPr>
+      <w:r>
+        <w:rPr>
+          <w:rFonts w:ascii="Calibri" w:cs="Calibri" w:eastAsia="Calibri" w:hAnsi="Calibri"/>
+          <w:color w:val="1E293B"/>
+          <w:sz w:val="22"/>
+          <w:szCs w:val="22"/>
+        </w:rPr>
+        <w:t xml:space="preserve">O Sentry captura automaticamente erros em todos os runtimes:</w:t>
+      </w:r>
+    </w:p>
+    <w:p>
+      <w:pPr>
+        <w:spacing w:after="80" w:before="80"/>
+      </w:pPr>
+    </w:p>
+    <w:tbl>
+      <w:tblPr>
+        <w:tblW w:type="pct" w:w="100%"/>
+        <w:tblBorders>
+          <w:top w:val="single" w:color="auto" w:sz="4"/>
+          <w:left w:val="single" w:color="auto" w:sz="4"/>
+          <w:bottom w:val="single" w:color="auto" w:sz="4"/>
+          <w:right w:val="single" w:color="auto" w:sz="4"/>
+          <w:insideH w:val="single" w:color="auto" w:sz="4"/>
+          <w:insideV w:val="single" w:color="auto" w:sz="4"/>
+        </w:tblBorders>
+        <w:tblCellMar>
+          <w:top w:type="dxa" w:w="100"/>
+          <w:left w:type="dxa" w:w="100"/>
+          <w:bottom w:type="dxa" w:w="100"/>
+          <w:right w:type="dxa" w:w="100"/>
+        </w:tblCellMar>
+      </w:tblPr>
+      <w:tblGrid>
+        <w:gridCol w:w="100"/>
+        <w:gridCol w:w="100"/>
+      </w:tblGrid>
+      <w:tr>
+        <w:tc>
+          <w:tcPr>
+            <w:shd w:fill="7C3AED" w:color="7C3AED" w:val="solid"/>
+          </w:tcPr>
+          <w:p>
+            <w:r>
+              <w:rPr>
+                <w:rFonts w:ascii="Calibri" w:cs="Calibri" w:eastAsia="Calibri" w:hAnsi="Calibri"/>
+                <w:b/>
+                <w:bCs/>
+                <w:color w:val="FFFFFF"/>
+                <w:sz w:val="20"/>
+                <w:szCs w:val="20"/>
+              </w:rPr>
+              <w:t xml:space="preserve">Runtime</w:t>
+            </w:r>
+          </w:p>
+        </w:tc>
+        <w:tc>
+          <w:tcPr>
+            <w:shd w:fill="7C3AED" w:color="7C3AED" w:val="solid"/>
+          </w:tcPr>
+          <w:p>
+            <w:r>
+              <w:rPr>
+                <w:rFonts w:ascii="Calibri" w:cs="Calibri" w:eastAsia="Calibri" w:hAnsi="Calibri"/>
+                <w:b/>
+                <w:bCs/>
+                <w:color w:val="FFFFFF"/>
+                <w:sz w:val="20"/>
+                <w:szCs w:val="20"/>
+              </w:rPr>
+              <w:t xml:space="preserve">Arquivo de inicialização</w:t>
+            </w:r>
+          </w:p>
+        </w:tc>
+      </w:tr>
+      <w:tr>
+        <w:tc>
+          <w:tcPr>
+            <w:shd/>
+          </w:tcPr>
+          <w:p>
+            <w:r>
+              <w:rPr>
+                <w:rFonts w:ascii="Calibri" w:cs="Calibri" w:eastAsia="Calibri" w:hAnsi="Calibri"/>
+                <w:b w:val="false"/>
+                <w:bCs w:val="false"/>
+                <w:color w:val="1E293B"/>
+                <w:sz w:val="20"/>
+                <w:szCs w:val="20"/>
+              </w:rPr>
+              <w:t xml:space="preserve">Browser</w:t>
+            </w:r>
+          </w:p>
+        </w:tc>
+        <w:tc>
+          <w:tcPr>
+            <w:shd/>
+          </w:tcPr>
+          <w:p>
+            <w:r>
+              <w:rPr>
+                <w:rFonts w:ascii="Calibri" w:cs="Calibri" w:eastAsia="Calibri" w:hAnsi="Calibri"/>
+                <w:b w:val="false"/>
+                <w:bCs w:val="false"/>
+                <w:color w:val="1E293B"/>
+                <w:sz w:val="20"/>
+                <w:szCs w:val="20"/>
+              </w:rPr>
+              <w:t xml:space="preserve">`src/instrumentation-client.ts`</w:t>
+            </w:r>
+          </w:p>
+        </w:tc>
+      </w:tr>
+      <w:tr>
+        <w:tc>
+          <w:tcPr>
+            <w:shd w:fill="F1F5F9" w:color="F1F5F9" w:val="solid"/>
+          </w:tcPr>
+          <w:p>
+            <w:r>
+              <w:rPr>
+                <w:rFonts w:ascii="Calibri" w:cs="Calibri" w:eastAsia="Calibri" w:hAnsi="Calibri"/>
+                <w:b w:val="false"/>
+                <w:bCs w:val="false"/>
+                <w:color w:val="1E293B"/>
+                <w:sz w:val="20"/>
+                <w:szCs w:val="20"/>
+              </w:rPr>
+              <w:t xml:space="preserve">Node.js (server)</w:t>
+            </w:r>
+          </w:p>
+        </w:tc>
+        <w:tc>
+          <w:tcPr>
+            <w:shd w:fill="F1F5F9" w:color="F1F5F9" w:val="solid"/>
+          </w:tcPr>
+          <w:p>
+            <w:r>
+              <w:rPr>
+                <w:rFonts w:ascii="Calibri" w:cs="Calibri" w:eastAsia="Calibri" w:hAnsi="Calibri"/>
+                <w:b w:val="false"/>
+                <w:bCs w:val="false"/>
+                <w:color w:val="1E293B"/>
+                <w:sz w:val="20"/>
+                <w:szCs w:val="20"/>
+              </w:rPr>
+              <w:t xml:space="preserve">`sentry.server.config.ts` (via `src/instrumentation.ts`)</w:t>
+            </w:r>
+          </w:p>
+        </w:tc>
+      </w:tr>
+      <w:tr>
+        <w:tc>
+          <w:tcPr>
+            <w:shd/>
+          </w:tcPr>
+          <w:p>
+            <w:r>
+              <w:rPr>
+                <w:rFonts w:ascii="Calibri" w:cs="Calibri" w:eastAsia="Calibri" w:hAnsi="Calibri"/>
+                <w:b w:val="false"/>
+                <w:bCs w:val="false"/>
+                <w:color w:val="1E293B"/>
+                <w:sz w:val="20"/>
+                <w:szCs w:val="20"/>
+              </w:rPr>
+              <w:t xml:space="preserve">Edge</w:t>
+            </w:r>
+          </w:p>
+        </w:tc>
+        <w:tc>
+          <w:tcPr>
+            <w:shd/>
+          </w:tcPr>
+          <w:p>
+            <w:r>
+              <w:rPr>
+                <w:rFonts w:ascii="Calibri" w:cs="Calibri" w:eastAsia="Calibri" w:hAnsi="Calibri"/>
+                <w:b w:val="false"/>
+                <w:bCs w:val="false"/>
+                <w:color w:val="1E293B"/>
+                <w:sz w:val="20"/>
+                <w:szCs w:val="20"/>
+              </w:rPr>
+              <w:t xml:space="preserve">`sentry.edge.config.ts` (via `src/instrumentation.ts`)</w:t>
+            </w:r>
+          </w:p>
+        </w:tc>
+      </w:tr>
+    </w:tbl>
+    <w:p/>
+    <w:p>
+      <w:pPr>
+        <w:spacing w:after="80" w:before="80"/>
+      </w:pPr>
+    </w:p>
+    <w:p>
+      <w:pPr>
+        <w:pStyle w:val="ListParagraph"/>
+        <w:numPr>
+          <w:ilvl w:val="0"/>
+          <w:numId w:val="1"/>
+        </w:numPr>
+        <w:spacing w:after="60" w:before="60"/>
+        <w:ind w:left="431"/>
+      </w:pPr>
+      <w:r>
+        <w:rPr>
+          <w:rFonts w:ascii="Calibri" w:cs="Calibri" w:eastAsia="Calibri" w:hAnsi="Calibri"/>
+          <w:b/>
+          <w:bCs/>
+          <w:color w:val="1E293B"/>
+          <w:sz w:val="22"/>
+          <w:szCs w:val="22"/>
+        </w:rPr>
+        <w:t xml:space="preserve">Session Replay:</w:t>
+      </w:r>
+      <w:r>
+        <w:rPr>
+          <w:rFonts w:ascii="Calibri" w:cs="Calibri" w:eastAsia="Calibri" w:hAnsi="Calibri"/>
+          <w:color w:val="1E293B"/>
+          <w:sz w:val="22"/>
+          <w:szCs w:val="22"/>
+        </w:rPr>
+        <w:t xml:space="preserve"> gravações de sessão com </w:t>
+      </w:r>
+      <w:r>
+        <w:rPr>
+          <w:rFonts w:ascii="Courier New" w:cs="Courier New" w:eastAsia="Courier New" w:hAnsi="Courier New"/>
+          <w:color w:val="7C3AED"/>
+          <w:sz w:val="20"/>
+          <w:szCs w:val="20"/>
+        </w:rPr>
+        <w:t xml:space="preserve">maskAllText</w:t>
+      </w:r>
+      <w:r>
+        <w:rPr>
+          <w:rFonts w:ascii="Calibri" w:cs="Calibri" w:eastAsia="Calibri" w:hAnsi="Calibri"/>
+          <w:color w:val="1E293B"/>
+          <w:sz w:val="22"/>
+          <w:szCs w:val="22"/>
+        </w:rPr>
+        <w:t xml:space="preserve"> e </w:t>
+      </w:r>
+      <w:r>
+        <w:rPr>
+          <w:rFonts w:ascii="Courier New" w:cs="Courier New" w:eastAsia="Courier New" w:hAnsi="Courier New"/>
+          <w:color w:val="7C3AED"/>
+          <w:sz w:val="20"/>
+          <w:szCs w:val="20"/>
+        </w:rPr>
+        <w:t xml:space="preserve">blockAllMedia</w:t>
+      </w:r>
+      <w:r>
+        <w:rPr>
+          <w:rFonts w:ascii="Calibri" w:cs="Calibri" w:eastAsia="Calibri" w:hAnsi="Calibri"/>
+          <w:color w:val="1E293B"/>
+          <w:sz w:val="22"/>
+          <w:szCs w:val="22"/>
+        </w:rPr>
+        <w:t xml:space="preserve"> — 100% em erros, 10% em sessões normais</w:t>
+      </w:r>
+    </w:p>
+    <w:p>
+      <w:pPr>
+        <w:pStyle w:val="ListParagraph"/>
+        <w:numPr>
+          <w:ilvl w:val="0"/>
+          <w:numId w:val="1"/>
+        </w:numPr>
+        <w:spacing w:after="60" w:before="60"/>
+        <w:ind w:left="431"/>
+      </w:pPr>
+      <w:r>
+        <w:rPr>
+          <w:rFonts w:ascii="Calibri" w:cs="Calibri" w:eastAsia="Calibri" w:hAnsi="Calibri"/>
+          <w:b/>
+          <w:bCs/>
+          <w:color w:val="1E293B"/>
+          <w:sz w:val="22"/>
+          <w:szCs w:val="22"/>
+        </w:rPr>
+        <w:t xml:space="preserve">`onRequestError` hook:</w:t>
+      </w:r>
+      <w:r>
+        <w:rPr>
+          <w:rFonts w:ascii="Calibri" w:cs="Calibri" w:eastAsia="Calibri" w:hAnsi="Calibri"/>
+          <w:color w:val="1E293B"/>
+          <w:sz w:val="22"/>
+          <w:szCs w:val="22"/>
+        </w:rPr>
+        <w:t xml:space="preserve"> captura erros em Server Components e Route Handlers</w:t>
+      </w:r>
+    </w:p>
+    <w:p>
+      <w:pPr>
+        <w:pStyle w:val="ListParagraph"/>
+        <w:numPr>
+          <w:ilvl w:val="0"/>
+          <w:numId w:val="1"/>
+        </w:numPr>
+        <w:spacing w:after="60" w:before="60"/>
+        <w:ind w:left="431"/>
+      </w:pPr>
+      <w:r>
+        <w:rPr>
+          <w:rFonts w:ascii="Calibri" w:cs="Calibri" w:eastAsia="Calibri" w:hAnsi="Calibri"/>
+          <w:b/>
+          <w:bCs/>
+          <w:color w:val="1E293B"/>
+          <w:sz w:val="22"/>
+          <w:szCs w:val="22"/>
+        </w:rPr>
+        <w:t xml:space="preserve">`global-error.tsx`:</w:t>
+      </w:r>
+      <w:r>
+        <w:rPr>
+          <w:rFonts w:ascii="Calibri" w:cs="Calibri" w:eastAsia="Calibri" w:hAnsi="Calibri"/>
+          <w:color w:val="1E293B"/>
+          <w:sz w:val="22"/>
+          <w:szCs w:val="22"/>
+        </w:rPr>
+        <w:t xml:space="preserve"> tela de fallback PT-BR para erros de renderização React; reporta ao Sentry via </w:t>
+      </w:r>
+      <w:r>
+        <w:rPr>
+          <w:rFonts w:ascii="Courier New" w:cs="Courier New" w:eastAsia="Courier New" w:hAnsi="Courier New"/>
+          <w:color w:val="7C3AED"/>
+          <w:sz w:val="20"/>
+          <w:szCs w:val="20"/>
+        </w:rPr>
+        <w:t xml:space="preserve">captureException</w:t>
+      </w:r>
+    </w:p>
+    <w:p>
+      <w:pPr>
+        <w:pStyle w:val="ListParagraph"/>
+        <w:numPr>
+          <w:ilvl w:val="0"/>
+          <w:numId w:val="1"/>
+        </w:numPr>
+        <w:spacing w:after="60" w:before="60"/>
+        <w:ind w:left="431"/>
+      </w:pPr>
+      <w:r>
+        <w:rPr>
+          <w:rFonts w:ascii="Calibri" w:cs="Calibri" w:eastAsia="Calibri" w:hAnsi="Calibri"/>
+          <w:b/>
+          <w:bCs/>
+          <w:color w:val="1E293B"/>
+          <w:sz w:val="22"/>
+          <w:szCs w:val="22"/>
+        </w:rPr>
+        <w:t xml:space="preserve">Source maps:</w:t>
+      </w:r>
+      <w:r>
+        <w:rPr>
+          <w:rFonts w:ascii="Calibri" w:cs="Calibri" w:eastAsia="Calibri" w:hAnsi="Calibri"/>
+          <w:color w:val="1E293B"/>
+          <w:sz w:val="22"/>
+          <w:szCs w:val="22"/>
+        </w:rPr>
+        <w:t xml:space="preserve"> upload automático no build via </w:t>
+      </w:r>
+      <w:r>
+        <w:rPr>
+          <w:rFonts w:ascii="Courier New" w:cs="Courier New" w:eastAsia="Courier New" w:hAnsi="Courier New"/>
+          <w:color w:val="7C3AED"/>
+          <w:sz w:val="20"/>
+          <w:szCs w:val="20"/>
+        </w:rPr>
+        <w:t xml:space="preserve">SENTRY_AUTH_TOKEN</w:t>
+      </w:r>
+    </w:p>
+    <w:p>
+      <w:pPr>
+        <w:spacing w:after="80" w:before="80"/>
+      </w:pPr>
+    </w:p>
+    <w:p>
+      <w:pPr>
+        <w:pStyle w:val="Heading3"/>
+        <w:spacing w:after="120" w:before="240"/>
+      </w:pPr>
+      <w:r>
+        <w:rPr>
+          <w:rFonts w:ascii="Calibri" w:cs="Calibri" w:eastAsia="Calibri" w:hAnsi="Calibri"/>
+          <w:b/>
+          <w:bCs/>
+          <w:color w:val="1E293B"/>
+          <w:sz w:val="24"/>
+          <w:szCs w:val="24"/>
+        </w:rPr>
+        <w:t xml:space="preserve">PostHog — Product Analytics</w:t>
+      </w:r>
+    </w:p>
+    <w:p>
+      <w:pPr>
+        <w:spacing w:after="80" w:before="80"/>
+      </w:pPr>
+    </w:p>
+    <w:p>
+      <w:pPr>
+        <w:spacing w:after="80" w:before="80"/>
+      </w:pPr>
+      <w:r>
+        <w:rPr>
+          <w:rFonts w:ascii="Calibri" w:cs="Calibri" w:eastAsia="Calibri" w:hAnsi="Calibri"/>
+          <w:color w:val="1E293B"/>
+          <w:sz w:val="22"/>
+          <w:szCs w:val="22"/>
+        </w:rPr>
+        <w:t xml:space="preserve">O PostHog rastreia comportamento de usuário respeitando o consentimento LGPD:</w:t>
+      </w:r>
+    </w:p>
+    <w:p>
+      <w:pPr>
+        <w:spacing w:after="80" w:before="80"/>
+      </w:pPr>
+    </w:p>
+    <w:p>
+      <w:pPr>
+        <w:pStyle w:val="ListParagraph"/>
+        <w:numPr>
+          <w:ilvl w:val="0"/>
+          <w:numId w:val="1"/>
+        </w:numPr>
+        <w:spacing w:after="60" w:before="60"/>
+        <w:ind w:left="431"/>
+      </w:pPr>
+      <w:r>
+        <w:rPr>
+          <w:rFonts w:ascii="Calibri" w:cs="Calibri" w:eastAsia="Calibri" w:hAnsi="Calibri"/>
+          <w:b/>
+          <w:bCs/>
+          <w:color w:val="1E293B"/>
+          <w:sz w:val="22"/>
+          <w:szCs w:val="22"/>
+        </w:rPr>
+        <w:t xml:space="preserve">LGPD:</w:t>
+      </w:r>
+      <w:r>
+        <w:rPr>
+          <w:rFonts w:ascii="Calibri" w:cs="Calibri" w:eastAsia="Calibri" w:hAnsi="Calibri"/>
+          <w:color w:val="1E293B"/>
+          <w:sz w:val="22"/>
+          <w:szCs w:val="22"/>
+        </w:rPr>
+        <w:t xml:space="preserve"> </w:t>
+      </w:r>
+      <w:r>
+        <w:rPr>
+          <w:rFonts w:ascii="Courier New" w:cs="Courier New" w:eastAsia="Courier New" w:hAnsi="Courier New"/>
+          <w:color w:val="7C3AED"/>
+          <w:sz w:val="20"/>
+          <w:szCs w:val="20"/>
+        </w:rPr>
+        <w:t xml:space="preserve">accepted</w:t>
+      </w:r>
+      <w:r>
+        <w:rPr>
+          <w:rFonts w:ascii="Calibri" w:cs="Calibri" w:eastAsia="Calibri" w:hAnsi="Calibri"/>
+          <w:color w:val="1E293B"/>
+          <w:sz w:val="22"/>
+          <w:szCs w:val="22"/>
+        </w:rPr>
+        <w:t xml:space="preserve"> → </w:t>
+      </w:r>
+      <w:r>
+        <w:rPr>
+          <w:rFonts w:ascii="Courier New" w:cs="Courier New" w:eastAsia="Courier New" w:hAnsi="Courier New"/>
+          <w:color w:val="7C3AED"/>
+          <w:sz w:val="20"/>
+          <w:szCs w:val="20"/>
+        </w:rPr>
+        <w:t xml:space="preserve">opt_in_capturing()</w:t>
+      </w:r>
+      <w:r>
+        <w:rPr>
+          <w:rFonts w:ascii="Calibri" w:cs="Calibri" w:eastAsia="Calibri" w:hAnsi="Calibri"/>
+          <w:color w:val="1E293B"/>
+          <w:sz w:val="22"/>
+          <w:szCs w:val="22"/>
+        </w:rPr>
+        <w:t xml:space="preserve"> | </w:t>
+      </w:r>
+      <w:r>
+        <w:rPr>
+          <w:rFonts w:ascii="Courier New" w:cs="Courier New" w:eastAsia="Courier New" w:hAnsi="Courier New"/>
+          <w:color w:val="7C3AED"/>
+          <w:sz w:val="20"/>
+          <w:szCs w:val="20"/>
+        </w:rPr>
+        <w:t xml:space="preserve">minimal</w:t>
+      </w:r>
+      <w:r>
+        <w:rPr>
+          <w:rFonts w:ascii="Calibri" w:cs="Calibri" w:eastAsia="Calibri" w:hAnsi="Calibri"/>
+          <w:color w:val="1E293B"/>
+          <w:sz w:val="22"/>
+          <w:szCs w:val="22"/>
+        </w:rPr>
+        <w:t xml:space="preserve">/ausente → </w:t>
+      </w:r>
+      <w:r>
+        <w:rPr>
+          <w:rFonts w:ascii="Courier New" w:cs="Courier New" w:eastAsia="Courier New" w:hAnsi="Courier New"/>
+          <w:color w:val="7C3AED"/>
+          <w:sz w:val="20"/>
+          <w:szCs w:val="20"/>
+        </w:rPr>
+        <w:t xml:space="preserve">opt_out_capturing()</w:t>
+      </w:r>
+    </w:p>
+    <w:p>
+      <w:pPr>
+        <w:pStyle w:val="ListParagraph"/>
+        <w:numPr>
+          <w:ilvl w:val="0"/>
+          <w:numId w:val="1"/>
+        </w:numPr>
+        <w:spacing w:after="60" w:before="60"/>
+        <w:ind w:left="431"/>
+      </w:pPr>
+      <w:r>
+        <w:rPr>
+          <w:rFonts w:ascii="Calibri" w:cs="Calibri" w:eastAsia="Calibri" w:hAnsi="Calibri"/>
+          <w:b/>
+          <w:bCs/>
+          <w:color w:val="1E293B"/>
+          <w:sz w:val="22"/>
+          <w:szCs w:val="22"/>
+        </w:rPr>
+        <w:t xml:space="preserve">Page views:</w:t>
+      </w:r>
+      <w:r>
+        <w:rPr>
+          <w:rFonts w:ascii="Calibri" w:cs="Calibri" w:eastAsia="Calibri" w:hAnsi="Calibri"/>
+          <w:color w:val="1E293B"/>
+          <w:sz w:val="22"/>
+          <w:szCs w:val="22"/>
+        </w:rPr>
+        <w:t xml:space="preserve"> rastreados manualmente via </w:t>
+      </w:r>
+      <w:r>
+        <w:rPr>
+          <w:rFonts w:ascii="Courier New" w:cs="Courier New" w:eastAsia="Courier New" w:hAnsi="Courier New"/>
+          <w:color w:val="7C3AED"/>
+          <w:sz w:val="20"/>
+          <w:szCs w:val="20"/>
+        </w:rPr>
+        <w:t xml:space="preserve">usePathname</w:t>
+      </w:r>
+      <w:r>
+        <w:rPr>
+          <w:rFonts w:ascii="Calibri" w:cs="Calibri" w:eastAsia="Calibri" w:hAnsi="Calibri"/>
+          <w:color w:val="1E293B"/>
+          <w:sz w:val="22"/>
+          <w:szCs w:val="22"/>
+        </w:rPr>
+        <w:t xml:space="preserve"> + </w:t>
+      </w:r>
+      <w:r>
+        <w:rPr>
+          <w:rFonts w:ascii="Courier New" w:cs="Courier New" w:eastAsia="Courier New" w:hAnsi="Courier New"/>
+          <w:color w:val="7C3AED"/>
+          <w:sz w:val="20"/>
+          <w:szCs w:val="20"/>
+        </w:rPr>
+        <w:t xml:space="preserve">useSearchParams</w:t>
+      </w:r>
+      <w:r>
+        <w:rPr>
+          <w:rFonts w:ascii="Calibri" w:cs="Calibri" w:eastAsia="Calibri" w:hAnsi="Calibri"/>
+          <w:color w:val="1E293B"/>
+          <w:sz w:val="22"/>
+          <w:szCs w:val="22"/>
+        </w:rPr>
+        <w:t xml:space="preserve"> (Next.js App Router)</w:t>
+      </w:r>
+    </w:p>
+    <w:p>
+      <w:pPr>
+        <w:pStyle w:val="ListParagraph"/>
+        <w:numPr>
+          <w:ilvl w:val="0"/>
+          <w:numId w:val="1"/>
+        </w:numPr>
+        <w:spacing w:after="60" w:before="60"/>
+        <w:ind w:left="431"/>
+      </w:pPr>
+      <w:r>
+        <w:rPr>
+          <w:rFonts w:ascii="Calibri" w:cs="Calibri" w:eastAsia="Calibri" w:hAnsi="Calibri"/>
+          <w:b/>
+          <w:bCs/>
+          <w:color w:val="1E293B"/>
+          <w:sz w:val="22"/>
+          <w:szCs w:val="22"/>
+        </w:rPr>
+        <w:t xml:space="preserve">Identificação:</w:t>
+      </w:r>
+      <w:r>
+        <w:rPr>
+          <w:rFonts w:ascii="Calibri" w:cs="Calibri" w:eastAsia="Calibri" w:hAnsi="Calibri"/>
+          <w:color w:val="1E293B"/>
+          <w:sz w:val="22"/>
+          <w:szCs w:val="22"/>
+        </w:rPr>
+        <w:t xml:space="preserve"> </w:t>
+      </w:r>
+      <w:r>
+        <w:rPr>
+          <w:rFonts w:ascii="Courier New" w:cs="Courier New" w:eastAsia="Courier New" w:hAnsi="Courier New"/>
+          <w:color w:val="7C3AED"/>
+          <w:sz w:val="20"/>
+          <w:szCs w:val="20"/>
+        </w:rPr>
+        <w:t xml:space="preserve">AnalyticsIdentifier</w:t>
+      </w:r>
+      <w:r>
+        <w:rPr>
+          <w:rFonts w:ascii="Calibri" w:cs="Calibri" w:eastAsia="Calibri" w:hAnsi="Calibri"/>
+          <w:color w:val="1E293B"/>
+          <w:sz w:val="22"/>
+          <w:szCs w:val="22"/>
+        </w:rPr>
+        <w:t xml:space="preserve"> chama </w:t>
+      </w:r>
+      <w:r>
+        <w:rPr>
+          <w:rFonts w:ascii="Courier New" w:cs="Courier New" w:eastAsia="Courier New" w:hAnsi="Courier New"/>
+          <w:color w:val="7C3AED"/>
+          <w:sz w:val="20"/>
+          <w:szCs w:val="20"/>
+        </w:rPr>
+        <w:t xml:space="preserve">posthog.identify(userId)</w:t>
+      </w:r>
+      <w:r>
+        <w:rPr>
+          <w:rFonts w:ascii="Calibri" w:cs="Calibri" w:eastAsia="Calibri" w:hAnsi="Calibri"/>
+          <w:color w:val="1E293B"/>
+          <w:sz w:val="22"/>
+          <w:szCs w:val="22"/>
+        </w:rPr>
+        <w:t xml:space="preserve"> ao entrar na área autenticada</w:t>
+      </w:r>
+    </w:p>
+    <w:p>
+      <w:pPr>
+        <w:spacing w:after="80" w:before="80"/>
+      </w:pPr>
+    </w:p>
+    <w:p>
+      <w:pPr>
+        <w:pStyle w:val="Heading3"/>
+        <w:spacing w:after="120" w:before="240"/>
+      </w:pPr>
+      <w:r>
+        <w:rPr>
+          <w:rFonts w:ascii="Calibri" w:cs="Calibri" w:eastAsia="Calibri" w:hAnsi="Calibri"/>
+          <w:b/>
+          <w:bCs/>
+          <w:color w:val="1E293B"/>
+          <w:sz w:val="24"/>
+          <w:szCs w:val="24"/>
+        </w:rPr>
+        <w:t xml:space="preserve">Hook `useAnalytics`</w:t>
+      </w:r>
+    </w:p>
+    <w:p>
+      <w:pPr>
+        <w:spacing w:after="80" w:before="80"/>
+      </w:pPr>
+    </w:p>
+    <w:p>
+      <w:pPr>
+        <w:shd w:fill="F1F5F9" w:color="F1F5F9" w:val="solid"/>
+        <w:spacing w:after="200" w:before="200"/>
+        <w:ind w:left="431"/>
+      </w:pPr>
+      <w:r>
+        <w:rPr>
+          <w:rFonts w:ascii="Courier New" w:cs="Courier New" w:eastAsia="Courier New" w:hAnsi="Courier New"/>
+          <w:color w:val="1E293B"/>
+          <w:sz w:val="18"/>
+          <w:szCs w:val="18"/>
+        </w:rPr>
+        <w:t xml:space="preserve">const { track, identifyUser, resetUser } = useAnalytics()
+// Eventos tipados — TypeScript garante propriedades corretas por evento
+track('session_started', { content_id, phase, duration_secs })
+track('achievement_unlocked', { achievement_id, xp_gained })</w:t>
+      </w:r>
+    </w:p>
+    <w:p>
+      <w:pPr>
+        <w:spacing w:after="80" w:before="80"/>
+      </w:pPr>
+    </w:p>
+    <w:p>
+      <w:pPr>
+        <w:pStyle w:val="Heading3"/>
+        <w:spacing w:after="120" w:before="240"/>
+      </w:pPr>
+      <w:r>
+        <w:rPr>
+          <w:rFonts w:ascii="Calibri" w:cs="Calibri" w:eastAsia="Calibri" w:hAnsi="Calibri"/>
+          <w:b/>
+          <w:bCs/>
+          <w:color w:val="1E293B"/>
+          <w:sz w:val="24"/>
+          <w:szCs w:val="24"/>
+        </w:rPr>
+        <w:t xml:space="preserve">Variáveis de Ambiente de Observabilidade</w:t>
+      </w:r>
+    </w:p>
+    <w:p>
+      <w:pPr>
+        <w:spacing w:after="80" w:before="80"/>
+      </w:pPr>
+    </w:p>
+    <w:tbl>
+      <w:tblPr>
+        <w:tblW w:type="pct" w:w="100%"/>
+        <w:tblBorders>
+          <w:top w:val="single" w:color="auto" w:sz="4"/>
+          <w:left w:val="single" w:color="auto" w:sz="4"/>
+          <w:bottom w:val="single" w:color="auto" w:sz="4"/>
+          <w:right w:val="single" w:color="auto" w:sz="4"/>
+          <w:insideH w:val="single" w:color="auto" w:sz="4"/>
+          <w:insideV w:val="single" w:color="auto" w:sz="4"/>
+        </w:tblBorders>
+        <w:tblCellMar>
+          <w:top w:type="dxa" w:w="100"/>
+          <w:left w:type="dxa" w:w="100"/>
+          <w:bottom w:type="dxa" w:w="100"/>
+          <w:right w:type="dxa" w:w="100"/>
+        </w:tblCellMar>
+      </w:tblPr>
+      <w:tblGrid>
+        <w:gridCol w:w="100"/>
+        <w:gridCol w:w="100"/>
+        <w:gridCol w:w="100"/>
+      </w:tblGrid>
+      <w:tr>
+        <w:tc>
+          <w:tcPr>
+            <w:shd w:fill="7C3AED" w:color="7C3AED" w:val="solid"/>
+          </w:tcPr>
+          <w:p>
+            <w:r>
+              <w:rPr>
+                <w:rFonts w:ascii="Calibri" w:cs="Calibri" w:eastAsia="Calibri" w:hAnsi="Calibri"/>
+                <w:b/>
+                <w:bCs/>
+                <w:color w:val="FFFFFF"/>
+                <w:sz w:val="20"/>
+                <w:szCs w:val="20"/>
+              </w:rPr>
+              <w:t xml:space="preserve">Variável</w:t>
+            </w:r>
+          </w:p>
+        </w:tc>
+        <w:tc>
+          <w:tcPr>
+            <w:shd w:fill="7C3AED" w:color="7C3AED" w:val="solid"/>
+          </w:tcPr>
+          <w:p>
+            <w:r>
+              <w:rPr>
+                <w:rFonts w:ascii="Calibri" w:cs="Calibri" w:eastAsia="Calibri" w:hAnsi="Calibri"/>
+                <w:b/>
+                <w:bCs/>
+                <w:color w:val="FFFFFF"/>
+                <w:sz w:val="20"/>
+                <w:szCs w:val="20"/>
+              </w:rPr>
+              <w:t xml:space="preserve">Escopo</w:t>
+            </w:r>
+          </w:p>
+        </w:tc>
+        <w:tc>
+          <w:tcPr>
+            <w:shd w:fill="7C3AED" w:color="7C3AED" w:val="solid"/>
+          </w:tcPr>
+          <w:p>
+            <w:r>
+              <w:rPr>
+                <w:rFonts w:ascii="Calibri" w:cs="Calibri" w:eastAsia="Calibri" w:hAnsi="Calibri"/>
+                <w:b/>
+                <w:bCs/>
+                <w:color w:val="FFFFFF"/>
+                <w:sz w:val="20"/>
+                <w:szCs w:val="20"/>
+              </w:rPr>
+              <w:t xml:space="preserve">Obrigatória</w:t>
+            </w:r>
+          </w:p>
+        </w:tc>
+      </w:tr>
+      <w:tr>
+        <w:tc>
+          <w:tcPr>
+            <w:shd/>
+          </w:tcPr>
+          <w:p>
+            <w:r>
+              <w:rPr>
+                <w:rFonts w:ascii="Calibri" w:cs="Calibri" w:eastAsia="Calibri" w:hAnsi="Calibri"/>
+                <w:b w:val="false"/>
+                <w:bCs w:val="false"/>
+                <w:color w:val="1E293B"/>
+                <w:sz w:val="20"/>
+                <w:szCs w:val="20"/>
+              </w:rPr>
+              <w:t xml:space="preserve">`NEXT_PUBLIC_SENTRY_DSN`</w:t>
+            </w:r>
+          </w:p>
+        </w:tc>
+        <w:tc>
+          <w:tcPr>
+            <w:shd/>
+          </w:tcPr>
+          <w:p>
+            <w:r>
+              <w:rPr>
+                <w:rFonts w:ascii="Calibri" w:cs="Calibri" w:eastAsia="Calibri" w:hAnsi="Calibri"/>
+                <w:b w:val="false"/>
+                <w:bCs w:val="false"/>
+                <w:color w:val="1E293B"/>
+                <w:sz w:val="20"/>
+                <w:szCs w:val="20"/>
+              </w:rPr>
+              <w:t xml:space="preserve">Público</w:t>
+            </w:r>
+          </w:p>
+        </w:tc>
+        <w:tc>
+          <w:tcPr>
+            <w:shd/>
+          </w:tcPr>
+          <w:p>
+            <w:r>
+              <w:rPr>
+                <w:rFonts w:ascii="Calibri" w:cs="Calibri" w:eastAsia="Calibri" w:hAnsi="Calibri"/>
+                <w:b w:val="false"/>
+                <w:bCs w:val="false"/>
+                <w:color w:val="1E293B"/>
+                <w:sz w:val="20"/>
+                <w:szCs w:val="20"/>
+              </w:rPr>
+              <w:t xml:space="preserve">Para error tracking</w:t>
+            </w:r>
+          </w:p>
+        </w:tc>
+      </w:tr>
+      <w:tr>
+        <w:tc>
+          <w:tcPr>
+            <w:shd w:fill="F1F5F9" w:color="F1F5F9" w:val="solid"/>
+          </w:tcPr>
+          <w:p>
+            <w:r>
+              <w:rPr>
+                <w:rFonts w:ascii="Calibri" w:cs="Calibri" w:eastAsia="Calibri" w:hAnsi="Calibri"/>
+                <w:b w:val="false"/>
+                <w:bCs w:val="false"/>
+                <w:color w:val="1E293B"/>
+                <w:sz w:val="20"/>
+                <w:szCs w:val="20"/>
+              </w:rPr>
+              <w:t xml:space="preserve">`SENTRY_AUTH_TOKEN`</w:t>
+            </w:r>
+          </w:p>
+        </w:tc>
+        <w:tc>
+          <w:tcPr>
+            <w:shd w:fill="F1F5F9" w:color="F1F5F9" w:val="solid"/>
+          </w:tcPr>
+          <w:p>
+            <w:r>
+              <w:rPr>
+                <w:rFonts w:ascii="Calibri" w:cs="Calibri" w:eastAsia="Calibri" w:hAnsi="Calibri"/>
+                <w:b w:val="false"/>
+                <w:bCs w:val="false"/>
+                <w:color w:val="1E293B"/>
+                <w:sz w:val="20"/>
+                <w:szCs w:val="20"/>
+              </w:rPr>
+              <w:t xml:space="preserve">Privado</w:t>
+            </w:r>
+          </w:p>
+        </w:tc>
+        <w:tc>
+          <w:tcPr>
+            <w:shd w:fill="F1F5F9" w:color="F1F5F9" w:val="solid"/>
+          </w:tcPr>
+          <w:p>
+            <w:r>
+              <w:rPr>
+                <w:rFonts w:ascii="Calibri" w:cs="Calibri" w:eastAsia="Calibri" w:hAnsi="Calibri"/>
+                <w:b w:val="false"/>
+                <w:bCs w:val="false"/>
+                <w:color w:val="1E293B"/>
+                <w:sz w:val="20"/>
+                <w:szCs w:val="20"/>
+              </w:rPr>
+              <w:t xml:space="preserve">Para source maps no build</w:t>
+            </w:r>
+          </w:p>
+        </w:tc>
+      </w:tr>
+      <w:tr>
+        <w:tc>
+          <w:tcPr>
+            <w:shd/>
+          </w:tcPr>
+          <w:p>
+            <w:r>
+              <w:rPr>
+                <w:rFonts w:ascii="Calibri" w:cs="Calibri" w:eastAsia="Calibri" w:hAnsi="Calibri"/>
+                <w:b w:val="false"/>
+                <w:bCs w:val="false"/>
+                <w:color w:val="1E293B"/>
+                <w:sz w:val="20"/>
+                <w:szCs w:val="20"/>
+              </w:rPr>
+              <w:t xml:space="preserve">`SENTRY_ORG`</w:t>
+            </w:r>
+          </w:p>
+        </w:tc>
+        <w:tc>
+          <w:tcPr>
+            <w:shd/>
+          </w:tcPr>
+          <w:p>
+            <w:r>
+              <w:rPr>
+                <w:rFonts w:ascii="Calibri" w:cs="Calibri" w:eastAsia="Calibri" w:hAnsi="Calibri"/>
+                <w:b w:val="false"/>
+                <w:bCs w:val="false"/>
+                <w:color w:val="1E293B"/>
+                <w:sz w:val="20"/>
+                <w:szCs w:val="20"/>
+              </w:rPr>
+              <w:t xml:space="preserve">Privado</w:t>
+            </w:r>
+          </w:p>
+        </w:tc>
+        <w:tc>
+          <w:tcPr>
+            <w:shd/>
+          </w:tcPr>
+          <w:p>
+            <w:r>
+              <w:rPr>
+                <w:rFonts w:ascii="Calibri" w:cs="Calibri" w:eastAsia="Calibri" w:hAnsi="Calibri"/>
+                <w:b w:val="false"/>
+                <w:bCs w:val="false"/>
+                <w:color w:val="1E293B"/>
+                <w:sz w:val="20"/>
+                <w:szCs w:val="20"/>
+              </w:rPr>
+              <w:t xml:space="preserve">Para source maps no build</w:t>
+            </w:r>
+          </w:p>
+        </w:tc>
+      </w:tr>
+      <w:tr>
+        <w:tc>
+          <w:tcPr>
+            <w:shd w:fill="F1F5F9" w:color="F1F5F9" w:val="solid"/>
+          </w:tcPr>
+          <w:p>
+            <w:r>
+              <w:rPr>
+                <w:rFonts w:ascii="Calibri" w:cs="Calibri" w:eastAsia="Calibri" w:hAnsi="Calibri"/>
+                <w:b w:val="false"/>
+                <w:bCs w:val="false"/>
+                <w:color w:val="1E293B"/>
+                <w:sz w:val="20"/>
+                <w:szCs w:val="20"/>
+              </w:rPr>
+              <w:t xml:space="preserve">`SENTRY_PROJECT`</w:t>
+            </w:r>
+          </w:p>
+        </w:tc>
+        <w:tc>
+          <w:tcPr>
+            <w:shd w:fill="F1F5F9" w:color="F1F5F9" w:val="solid"/>
+          </w:tcPr>
+          <w:p>
+            <w:r>
+              <w:rPr>
+                <w:rFonts w:ascii="Calibri" w:cs="Calibri" w:eastAsia="Calibri" w:hAnsi="Calibri"/>
+                <w:b w:val="false"/>
+                <w:bCs w:val="false"/>
+                <w:color w:val="1E293B"/>
+                <w:sz w:val="20"/>
+                <w:szCs w:val="20"/>
+              </w:rPr>
+              <w:t xml:space="preserve">Privado</w:t>
+            </w:r>
+          </w:p>
+        </w:tc>
+        <w:tc>
+          <w:tcPr>
+            <w:shd w:fill="F1F5F9" w:color="F1F5F9" w:val="solid"/>
+          </w:tcPr>
+          <w:p>
+            <w:r>
+              <w:rPr>
+                <w:rFonts w:ascii="Calibri" w:cs="Calibri" w:eastAsia="Calibri" w:hAnsi="Calibri"/>
+                <w:b w:val="false"/>
+                <w:bCs w:val="false"/>
+                <w:color w:val="1E293B"/>
+                <w:sz w:val="20"/>
+                <w:szCs w:val="20"/>
+              </w:rPr>
+              <w:t xml:space="preserve">Para source maps no build</w:t>
+            </w:r>
+          </w:p>
+        </w:tc>
+      </w:tr>
+      <w:tr>
+        <w:tc>
+          <w:tcPr>
+            <w:shd/>
+          </w:tcPr>
+          <w:p>
+            <w:r>
+              <w:rPr>
+                <w:rFonts w:ascii="Calibri" w:cs="Calibri" w:eastAsia="Calibri" w:hAnsi="Calibri"/>
+                <w:b w:val="false"/>
+                <w:bCs w:val="false"/>
+                <w:color w:val="1E293B"/>
+                <w:sz w:val="20"/>
+                <w:szCs w:val="20"/>
+              </w:rPr>
+              <w:t xml:space="preserve">`NEXT_PUBLIC_POSTHOG_KEY`</w:t>
+            </w:r>
+          </w:p>
+        </w:tc>
+        <w:tc>
+          <w:tcPr>
+            <w:shd/>
+          </w:tcPr>
+          <w:p>
+            <w:r>
+              <w:rPr>
+                <w:rFonts w:ascii="Calibri" w:cs="Calibri" w:eastAsia="Calibri" w:hAnsi="Calibri"/>
+                <w:b w:val="false"/>
+                <w:bCs w:val="false"/>
+                <w:color w:val="1E293B"/>
+                <w:sz w:val="20"/>
+                <w:szCs w:val="20"/>
+              </w:rPr>
+              <w:t xml:space="preserve">Público</w:t>
+            </w:r>
+          </w:p>
+        </w:tc>
+        <w:tc>
+          <w:tcPr>
+            <w:shd/>
+          </w:tcPr>
+          <w:p>
+            <w:r>
+              <w:rPr>
+                <w:rFonts w:ascii="Calibri" w:cs="Calibri" w:eastAsia="Calibri" w:hAnsi="Calibri"/>
+                <w:b w:val="false"/>
+                <w:bCs w:val="false"/>
+                <w:color w:val="1E293B"/>
+                <w:sz w:val="20"/>
+                <w:szCs w:val="20"/>
+              </w:rPr>
+              <w:t xml:space="preserve">Para analytics</w:t>
+            </w:r>
+          </w:p>
+        </w:tc>
+      </w:tr>
+      <w:tr>
+        <w:tc>
+          <w:tcPr>
+            <w:shd w:fill="F1F5F9" w:color="F1F5F9" w:val="solid"/>
+          </w:tcPr>
+          <w:p>
+            <w:r>
+              <w:rPr>
+                <w:rFonts w:ascii="Calibri" w:cs="Calibri" w:eastAsia="Calibri" w:hAnsi="Calibri"/>
+                <w:b w:val="false"/>
+                <w:bCs w:val="false"/>
+                <w:color w:val="1E293B"/>
+                <w:sz w:val="20"/>
+                <w:szCs w:val="20"/>
+              </w:rPr>
+              <w:t xml:space="preserve">`NEXT_PUBLIC_POSTHOG_HOST`</w:t>
+            </w:r>
+          </w:p>
+        </w:tc>
+        <w:tc>
+          <w:tcPr>
+            <w:shd w:fill="F1F5F9" w:color="F1F5F9" w:val="solid"/>
+          </w:tcPr>
+          <w:p>
+            <w:r>
+              <w:rPr>
+                <w:rFonts w:ascii="Calibri" w:cs="Calibri" w:eastAsia="Calibri" w:hAnsi="Calibri"/>
+                <w:b w:val="false"/>
+                <w:bCs w:val="false"/>
+                <w:color w:val="1E293B"/>
+                <w:sz w:val="20"/>
+                <w:szCs w:val="20"/>
+              </w:rPr>
+              <w:t xml:space="preserve">Público</w:t>
+            </w:r>
+          </w:p>
+        </w:tc>
+        <w:tc>
+          <w:tcPr>
+            <w:shd w:fill="F1F5F9" w:color="F1F5F9" w:val="solid"/>
+          </w:tcPr>
+          <w:p>
+            <w:r>
+              <w:rPr>
+                <w:rFonts w:ascii="Calibri" w:cs="Calibri" w:eastAsia="Calibri" w:hAnsi="Calibri"/>
+                <w:b w:val="false"/>
+                <w:bCs w:val="false"/>
+                <w:color w:val="1E293B"/>
+                <w:sz w:val="20"/>
+                <w:szCs w:val="20"/>
+              </w:rPr>
+              <w:t xml:space="preserve">Default: `https://us.i.posthog.com`</w:t>
+            </w:r>
+          </w:p>
+        </w:tc>
+      </w:tr>
+    </w:tbl>
+    <w:p/>
+    <w:p>
+      <w:pPr>
+        <w:spacing w:after="80" w:before="80"/>
+      </w:pPr>
+    </w:p>
+    <w:p>
+      <w:pPr>
+        <w:pBdr>
+          <w:left w:color="7C3AED" w:sz="12" w:space="8"/>
+        </w:pBdr>
+        <w:spacing w:after="120" w:before="120"/>
+        <w:ind w:left="576"/>
+      </w:pPr>
+      <w:r>
+        <w:rPr>
+          <w:rFonts w:ascii="Calibri" w:cs="Calibri" w:eastAsia="Calibri" w:hAnsi="Calibri"/>
+          <w:i/>
+          <w:iCs/>
+          <w:color w:val="64748B"/>
+          <w:sz w:val="22"/>
+          <w:szCs w:val="22"/>
+        </w:rPr>
+        <w:t xml:space="preserve">Todas as vars devem ser adicionadas também no Vercel (Settings → Environment Variables).</w:t>
       </w:r>
     </w:p>
     <w:p>

--- a/docs/technical-documentation/technical-documentation.docx
+++ b/docs/technical-documentation/technical-documentation.docx
@@ -7105,6 +7105,1943 @@
           <w:szCs w:val="20"/>
         </w:rPr>
         <w:t xml:space="preserve">auth.admin.deleteUser</w:t>
+      </w:r>
+    </w:p>
+    <w:p>
+      <w:pPr>
+        <w:spacing w:after="80" w:before="80"/>
+      </w:pPr>
+    </w:p>
+    <w:p>
+      <w:pPr>
+        <w:pBdr>
+          <w:bottom w:color="E2E8F0" w:sz="4" w:space="1"/>
+        </w:pBdr>
+        <w:spacing w:after="200" w:before="200"/>
+      </w:pPr>
+    </w:p>
+    <w:p>
+      <w:pPr>
+        <w:spacing w:after="80" w:before="80"/>
+      </w:pPr>
+    </w:p>
+    <w:p>
+      <w:pPr>
+        <w:pStyle w:val="Heading2"/>
+        <w:spacing w:after="160" w:before="360"/>
+      </w:pPr>
+      <w:r>
+        <w:rPr>
+          <w:rFonts w:ascii="Calibri" w:cs="Calibri" w:eastAsia="Calibri" w:hAnsi="Calibri"/>
+          <w:b/>
+          <w:bCs/>
+          <w:color w:val="0891B2"/>
+          <w:sz w:val="28"/>
+          <w:szCs w:val="28"/>
+        </w:rPr>
+        <w:t xml:space="preserve">Progressive Web App (PWA)</w:t>
+      </w:r>
+    </w:p>
+    <w:p>
+      <w:pPr>
+        <w:spacing w:after="80" w:before="80"/>
+      </w:pPr>
+    </w:p>
+    <w:p>
+      <w:pPr>
+        <w:pStyle w:val="Heading3"/>
+        <w:spacing w:after="120" w:before="240"/>
+      </w:pPr>
+      <w:r>
+        <w:rPr>
+          <w:rFonts w:ascii="Calibri" w:cs="Calibri" w:eastAsia="Calibri" w:hAnsi="Calibri"/>
+          <w:b/>
+          <w:bCs/>
+          <w:color w:val="1E293B"/>
+          <w:sz w:val="24"/>
+          <w:szCs w:val="24"/>
+        </w:rPr>
+        <w:t xml:space="preserve">Visão Geral</w:t>
+      </w:r>
+    </w:p>
+    <w:p>
+      <w:pPr>
+        <w:spacing w:after="80" w:before="80"/>
+      </w:pPr>
+    </w:p>
+    <w:p>
+      <w:pPr>
+        <w:spacing w:after="80" w:before="80"/>
+      </w:pPr>
+      <w:r>
+        <w:rPr>
+          <w:rFonts w:ascii="Calibri" w:cs="Calibri" w:eastAsia="Calibri" w:hAnsi="Calibri"/>
+          <w:color w:val="1E293B"/>
+          <w:sz w:val="22"/>
+          <w:szCs w:val="22"/>
+        </w:rPr>
+        <w:t xml:space="preserve">O NeuroLearn é instalável como PWA em Android, iOS (Safari) e desktop (Chrome/Edge). A implementação usa Service Worker nativo sem </w:t>
+      </w:r>
+      <w:r>
+        <w:rPr>
+          <w:rFonts w:ascii="Courier New" w:cs="Courier New" w:eastAsia="Courier New" w:hAnsi="Courier New"/>
+          <w:color w:val="7C3AED"/>
+          <w:sz w:val="20"/>
+          <w:szCs w:val="20"/>
+        </w:rPr>
+        <w:t xml:space="preserve">next-pwa</w:t>
+      </w:r>
+      <w:r>
+        <w:rPr>
+          <w:rFonts w:ascii="Calibri" w:cs="Calibri" w:eastAsia="Calibri" w:hAnsi="Calibri"/>
+          <w:color w:val="1E293B"/>
+          <w:sz w:val="22"/>
+          <w:szCs w:val="22"/>
+        </w:rPr>
+        <w:t xml:space="preserve"> para evitar conflito com o webpack do </w:t>
+      </w:r>
+      <w:r>
+        <w:rPr>
+          <w:rFonts w:ascii="Courier New" w:cs="Courier New" w:eastAsia="Courier New" w:hAnsi="Courier New"/>
+          <w:color w:val="7C3AED"/>
+          <w:sz w:val="20"/>
+          <w:szCs w:val="20"/>
+        </w:rPr>
+        <w:t xml:space="preserve">@sentry/nextjs</w:t>
+      </w:r>
+      <w:r>
+        <w:rPr>
+          <w:rFonts w:ascii="Calibri" w:cs="Calibri" w:eastAsia="Calibri" w:hAnsi="Calibri"/>
+          <w:color w:val="1E293B"/>
+          <w:sz w:val="22"/>
+          <w:szCs w:val="22"/>
+        </w:rPr>
+        <w:t xml:space="preserve">.</w:t>
+      </w:r>
+    </w:p>
+    <w:p>
+      <w:pPr>
+        <w:spacing w:after="80" w:before="80"/>
+      </w:pPr>
+    </w:p>
+    <w:p>
+      <w:pPr>
+        <w:pStyle w:val="Heading3"/>
+        <w:spacing w:after="120" w:before="240"/>
+      </w:pPr>
+      <w:r>
+        <w:rPr>
+          <w:rFonts w:ascii="Calibri" w:cs="Calibri" w:eastAsia="Calibri" w:hAnsi="Calibri"/>
+          <w:b/>
+          <w:bCs/>
+          <w:color w:val="1E293B"/>
+          <w:sz w:val="24"/>
+          <w:szCs w:val="24"/>
+        </w:rPr>
+        <w:t xml:space="preserve">Manifesto (`public/manifest.webmanifest`)</w:t>
+      </w:r>
+    </w:p>
+    <w:p>
+      <w:pPr>
+        <w:spacing w:after="80" w:before="80"/>
+      </w:pPr>
+    </w:p>
+    <w:p>
+      <w:pPr>
+        <w:shd w:fill="F1F5F9" w:color="F1F5F9" w:val="solid"/>
+        <w:spacing w:after="200" w:before="200"/>
+        <w:ind w:left="431"/>
+      </w:pPr>
+      <w:r>
+        <w:rPr>
+          <w:rFonts w:ascii="Courier New" w:cs="Courier New" w:eastAsia="Courier New" w:hAnsi="Courier New"/>
+          <w:color w:val="1E293B"/>
+          <w:sz w:val="18"/>
+          <w:szCs w:val="18"/>
+        </w:rPr>
+        <w:t xml:space="preserve">{
+  "name": "NeuroLearn",
+  "short_name": "NeuroLearn",
+  "start_url": "/dashboard",
+  "display": "standalone",
+  "background_color": "#0a0b0f",
+  "theme_color": "#7c3aed",
+  "icons": [
+    { "src": "/icons/icon-192.png", "sizes": "192x192", "purpose": "any" },
+    { "src": "/icons/icon-512.png", "sizes": "512x512", "purpose": "any" },
+    { "src": "/icons/icon-maskable.png", "sizes": "512x512", "purpose": "maskable" }
+  ],
+  "shortcuts": [
+    { "name": "Revisão diária", "url": "/review" },
+    { "name": "Biblioteca", "url": "/library" }
+  ]
+}</w:t>
+      </w:r>
+    </w:p>
+    <w:p>
+      <w:pPr>
+        <w:spacing w:after="80" w:before="80"/>
+      </w:pPr>
+    </w:p>
+    <w:p>
+      <w:pPr>
+        <w:spacing w:after="80" w:before="80"/>
+      </w:pPr>
+      <w:r>
+        <w:rPr>
+          <w:rFonts w:ascii="Calibri" w:cs="Calibri" w:eastAsia="Calibri" w:hAnsi="Calibri"/>
+          <w:color w:val="1E293B"/>
+          <w:sz w:val="22"/>
+          <w:szCs w:val="22"/>
+        </w:rPr>
+        <w:t xml:space="preserve">Ícones gerados via </w:t>
+      </w:r>
+      <w:r>
+        <w:rPr>
+          <w:rFonts w:ascii="Courier New" w:cs="Courier New" w:eastAsia="Courier New" w:hAnsi="Courier New"/>
+          <w:color w:val="7C3AED"/>
+          <w:sz w:val="20"/>
+          <w:szCs w:val="20"/>
+        </w:rPr>
+        <w:t xml:space="preserve">scripts/generate-icons.js</w:t>
+      </w:r>
+      <w:r>
+        <w:rPr>
+          <w:rFonts w:ascii="Calibri" w:cs="Calibri" w:eastAsia="Calibri" w:hAnsi="Calibri"/>
+          <w:color w:val="1E293B"/>
+          <w:sz w:val="22"/>
+          <w:szCs w:val="22"/>
+        </w:rPr>
+        <w:t xml:space="preserve"> (Node.js puro, sem dependências externas — usa </w:t>
+      </w:r>
+      <w:r>
+        <w:rPr>
+          <w:rFonts w:ascii="Courier New" w:cs="Courier New" w:eastAsia="Courier New" w:hAnsi="Courier New"/>
+          <w:color w:val="7C3AED"/>
+          <w:sz w:val="20"/>
+          <w:szCs w:val="20"/>
+        </w:rPr>
+        <w:t xml:space="preserve">zlib</w:t>
+      </w:r>
+      <w:r>
+        <w:rPr>
+          <w:rFonts w:ascii="Calibri" w:cs="Calibri" w:eastAsia="Calibri" w:hAnsi="Calibri"/>
+          <w:color w:val="1E293B"/>
+          <w:sz w:val="22"/>
+          <w:szCs w:val="22"/>
+        </w:rPr>
+        <w:t xml:space="preserve"> + CRC32 para criar PNGs válidos).</w:t>
+      </w:r>
+    </w:p>
+    <w:p>
+      <w:pPr>
+        <w:spacing w:after="80" w:before="80"/>
+      </w:pPr>
+    </w:p>
+    <w:p>
+      <w:pPr>
+        <w:pStyle w:val="Heading3"/>
+        <w:spacing w:after="120" w:before="240"/>
+      </w:pPr>
+      <w:r>
+        <w:rPr>
+          <w:rFonts w:ascii="Calibri" w:cs="Calibri" w:eastAsia="Calibri" w:hAnsi="Calibri"/>
+          <w:b/>
+          <w:bCs/>
+          <w:color w:val="1E293B"/>
+          <w:sz w:val="24"/>
+          <w:szCs w:val="24"/>
+        </w:rPr>
+        <w:t xml:space="preserve">Service Worker (`public/sw.js`)</w:t>
+      </w:r>
+    </w:p>
+    <w:p>
+      <w:pPr>
+        <w:spacing w:after="80" w:before="80"/>
+      </w:pPr>
+    </w:p>
+    <w:p>
+      <w:pPr>
+        <w:spacing w:after="80" w:before="80"/>
+      </w:pPr>
+      <w:r>
+        <w:rPr>
+          <w:rFonts w:ascii="Calibri" w:cs="Calibri" w:eastAsia="Calibri" w:hAnsi="Calibri"/>
+          <w:color w:val="1E293B"/>
+          <w:sz w:val="22"/>
+          <w:szCs w:val="22"/>
+        </w:rPr>
+        <w:t xml:space="preserve">Estratégias de cache por tipo de recurso:</w:t>
+      </w:r>
+    </w:p>
+    <w:p>
+      <w:pPr>
+        <w:spacing w:after="80" w:before="80"/>
+      </w:pPr>
+    </w:p>
+    <w:tbl>
+      <w:tblPr>
+        <w:tblW w:type="pct" w:w="100%"/>
+        <w:tblBorders>
+          <w:top w:val="single" w:color="auto" w:sz="4"/>
+          <w:left w:val="single" w:color="auto" w:sz="4"/>
+          <w:bottom w:val="single" w:color="auto" w:sz="4"/>
+          <w:right w:val="single" w:color="auto" w:sz="4"/>
+          <w:insideH w:val="single" w:color="auto" w:sz="4"/>
+          <w:insideV w:val="single" w:color="auto" w:sz="4"/>
+        </w:tblBorders>
+        <w:tblCellMar>
+          <w:top w:type="dxa" w:w="100"/>
+          <w:left w:type="dxa" w:w="100"/>
+          <w:bottom w:type="dxa" w:w="100"/>
+          <w:right w:type="dxa" w:w="100"/>
+        </w:tblCellMar>
+      </w:tblPr>
+      <w:tblGrid>
+        <w:gridCol w:w="100"/>
+        <w:gridCol w:w="100"/>
+      </w:tblGrid>
+      <w:tr>
+        <w:tc>
+          <w:tcPr>
+            <w:shd w:fill="7C3AED" w:color="7C3AED" w:val="solid"/>
+          </w:tcPr>
+          <w:p>
+            <w:r>
+              <w:rPr>
+                <w:rFonts w:ascii="Calibri" w:cs="Calibri" w:eastAsia="Calibri" w:hAnsi="Calibri"/>
+                <w:b/>
+                <w:bCs/>
+                <w:color w:val="FFFFFF"/>
+                <w:sz w:val="20"/>
+                <w:szCs w:val="20"/>
+              </w:rPr>
+              <w:t xml:space="preserve">Recurso</w:t>
+            </w:r>
+          </w:p>
+        </w:tc>
+        <w:tc>
+          <w:tcPr>
+            <w:shd w:fill="7C3AED" w:color="7C3AED" w:val="solid"/>
+          </w:tcPr>
+          <w:p>
+            <w:r>
+              <w:rPr>
+                <w:rFonts w:ascii="Calibri" w:cs="Calibri" w:eastAsia="Calibri" w:hAnsi="Calibri"/>
+                <w:b/>
+                <w:bCs/>
+                <w:color w:val="FFFFFF"/>
+                <w:sz w:val="20"/>
+                <w:szCs w:val="20"/>
+              </w:rPr>
+              <w:t xml:space="preserve">Estratégia</w:t>
+            </w:r>
+          </w:p>
+        </w:tc>
+      </w:tr>
+      <w:tr>
+        <w:tc>
+          <w:tcPr>
+            <w:shd/>
+          </w:tcPr>
+          <w:p>
+            <w:r>
+              <w:rPr>
+                <w:rFonts w:ascii="Calibri" w:cs="Calibri" w:eastAsia="Calibri" w:hAnsi="Calibri"/>
+                <w:b w:val="false"/>
+                <w:bCs w:val="false"/>
+                <w:color w:val="1E293B"/>
+                <w:sz w:val="20"/>
+                <w:szCs w:val="20"/>
+              </w:rPr>
+              <w:t xml:space="preserve">`/_next/static/`</w:t>
+            </w:r>
+          </w:p>
+        </w:tc>
+        <w:tc>
+          <w:tcPr>
+            <w:shd/>
+          </w:tcPr>
+          <w:p>
+            <w:r>
+              <w:rPr>
+                <w:rFonts w:ascii="Calibri" w:cs="Calibri" w:eastAsia="Calibri" w:hAnsi="Calibri"/>
+                <w:b w:val="false"/>
+                <w:bCs w:val="false"/>
+                <w:color w:val="1E293B"/>
+                <w:sz w:val="20"/>
+                <w:szCs w:val="20"/>
+              </w:rPr>
+              <w:t xml:space="preserve">Cache First — ativos imutáveis com hash</w:t>
+            </w:r>
+          </w:p>
+        </w:tc>
+      </w:tr>
+      <w:tr>
+        <w:tc>
+          <w:tcPr>
+            <w:shd w:fill="F1F5F9" w:color="F1F5F9" w:val="solid"/>
+          </w:tcPr>
+          <w:p>
+            <w:r>
+              <w:rPr>
+                <w:rFonts w:ascii="Calibri" w:cs="Calibri" w:eastAsia="Calibri" w:hAnsi="Calibri"/>
+                <w:b w:val="false"/>
+                <w:bCs w:val="false"/>
+                <w:color w:val="1E293B"/>
+                <w:sz w:val="20"/>
+                <w:szCs w:val="20"/>
+              </w:rPr>
+              <w:t xml:space="preserve">Páginas HTML</w:t>
+            </w:r>
+          </w:p>
+        </w:tc>
+        <w:tc>
+          <w:tcPr>
+            <w:shd w:fill="F1F5F9" w:color="F1F5F9" w:val="solid"/>
+          </w:tcPr>
+          <w:p>
+            <w:r>
+              <w:rPr>
+                <w:rFonts w:ascii="Calibri" w:cs="Calibri" w:eastAsia="Calibri" w:hAnsi="Calibri"/>
+                <w:b w:val="false"/>
+                <w:bCs w:val="false"/>
+                <w:color w:val="1E293B"/>
+                <w:sz w:val="20"/>
+                <w:szCs w:val="20"/>
+              </w:rPr>
+              <w:t xml:space="preserve">Network First → fallback do cache</w:t>
+            </w:r>
+          </w:p>
+        </w:tc>
+      </w:tr>
+      <w:tr>
+        <w:tc>
+          <w:tcPr>
+            <w:shd/>
+          </w:tcPr>
+          <w:p>
+            <w:r>
+              <w:rPr>
+                <w:rFonts w:ascii="Calibri" w:cs="Calibri" w:eastAsia="Calibri" w:hAnsi="Calibri"/>
+                <w:b w:val="false"/>
+                <w:bCs w:val="false"/>
+                <w:color w:val="1E293B"/>
+                <w:sz w:val="20"/>
+                <w:szCs w:val="20"/>
+              </w:rPr>
+              <w:t xml:space="preserve">`/api/*`</w:t>
+            </w:r>
+          </w:p>
+        </w:tc>
+        <w:tc>
+          <w:tcPr>
+            <w:shd/>
+          </w:tcPr>
+          <w:p>
+            <w:r>
+              <w:rPr>
+                <w:rFonts w:ascii="Calibri" w:cs="Calibri" w:eastAsia="Calibri" w:hAnsi="Calibri"/>
+                <w:b w:val="false"/>
+                <w:bCs w:val="false"/>
+                <w:color w:val="1E293B"/>
+                <w:sz w:val="20"/>
+                <w:szCs w:val="20"/>
+              </w:rPr>
+              <w:t xml:space="preserve">Network Only — nunca cachear respostas de API</w:t>
+            </w:r>
+          </w:p>
+        </w:tc>
+      </w:tr>
+      <w:tr>
+        <w:tc>
+          <w:tcPr>
+            <w:shd w:fill="F1F5F9" w:color="F1F5F9" w:val="solid"/>
+          </w:tcPr>
+          <w:p>
+            <w:r>
+              <w:rPr>
+                <w:rFonts w:ascii="Calibri" w:cs="Calibri" w:eastAsia="Calibri" w:hAnsi="Calibri"/>
+                <w:b w:val="false"/>
+                <w:bCs w:val="false"/>
+                <w:color w:val="1E293B"/>
+                <w:sz w:val="20"/>
+                <w:szCs w:val="20"/>
+              </w:rPr>
+              <w:t xml:space="preserve">Push events</w:t>
+            </w:r>
+          </w:p>
+        </w:tc>
+        <w:tc>
+          <w:tcPr>
+            <w:shd w:fill="F1F5F9" w:color="F1F5F9" w:val="solid"/>
+          </w:tcPr>
+          <w:p>
+            <w:r>
+              <w:rPr>
+                <w:rFonts w:ascii="Calibri" w:cs="Calibri" w:eastAsia="Calibri" w:hAnsi="Calibri"/>
+                <w:b w:val="false"/>
+                <w:bCs w:val="false"/>
+                <w:color w:val="1E293B"/>
+                <w:sz w:val="20"/>
+                <w:szCs w:val="20"/>
+              </w:rPr>
+              <w:t xml:space="preserve">`showNotification` com actions Revisar/Depois</w:t>
+            </w:r>
+          </w:p>
+        </w:tc>
+      </w:tr>
+    </w:tbl>
+    <w:p/>
+    <w:p>
+      <w:pPr>
+        <w:spacing w:after="80" w:before="80"/>
+      </w:pPr>
+    </w:p>
+    <w:p>
+      <w:pPr>
+        <w:spacing w:after="80" w:before="80"/>
+      </w:pPr>
+      <w:r>
+        <w:rPr>
+          <w:rFonts w:ascii="Calibri" w:cs="Calibri" w:eastAsia="Calibri" w:hAnsi="Calibri"/>
+          <w:color w:val="1E293B"/>
+          <w:sz w:val="22"/>
+          <w:szCs w:val="22"/>
+        </w:rPr>
+        <w:t xml:space="preserve">O SW usa </w:t>
+      </w:r>
+      <w:r>
+        <w:rPr>
+          <w:rFonts w:ascii="Courier New" w:cs="Courier New" w:eastAsia="Courier New" w:hAnsi="Courier New"/>
+          <w:color w:val="7C3AED"/>
+          <w:sz w:val="20"/>
+          <w:szCs w:val="20"/>
+        </w:rPr>
+        <w:t xml:space="preserve">skipWaiting()</w:t>
+      </w:r>
+      <w:r>
+        <w:rPr>
+          <w:rFonts w:ascii="Calibri" w:cs="Calibri" w:eastAsia="Calibri" w:hAnsi="Calibri"/>
+          <w:color w:val="1E293B"/>
+          <w:sz w:val="22"/>
+          <w:szCs w:val="22"/>
+        </w:rPr>
+        <w:t xml:space="preserve"> no install e </w:t>
+      </w:r>
+      <w:r>
+        <w:rPr>
+          <w:rFonts w:ascii="Courier New" w:cs="Courier New" w:eastAsia="Courier New" w:hAnsi="Courier New"/>
+          <w:color w:val="7C3AED"/>
+          <w:sz w:val="20"/>
+          <w:szCs w:val="20"/>
+        </w:rPr>
+        <w:t xml:space="preserve">clients.claim()</w:t>
+      </w:r>
+      <w:r>
+        <w:rPr>
+          <w:rFonts w:ascii="Calibri" w:cs="Calibri" w:eastAsia="Calibri" w:hAnsi="Calibri"/>
+          <w:color w:val="1E293B"/>
+          <w:sz w:val="22"/>
+          <w:szCs w:val="22"/>
+        </w:rPr>
+        <w:t xml:space="preserve"> no activate para ativação imediata.</w:t>
+      </w:r>
+    </w:p>
+    <w:p>
+      <w:pPr>
+        <w:spacing w:after="80" w:before="80"/>
+      </w:pPr>
+    </w:p>
+    <w:p>
+      <w:pPr>
+        <w:pStyle w:val="Heading3"/>
+        <w:spacing w:after="120" w:before="240"/>
+      </w:pPr>
+      <w:r>
+        <w:rPr>
+          <w:rFonts w:ascii="Calibri" w:cs="Calibri" w:eastAsia="Calibri" w:hAnsi="Calibri"/>
+          <w:b/>
+          <w:bCs/>
+          <w:color w:val="1E293B"/>
+          <w:sz w:val="24"/>
+          <w:szCs w:val="24"/>
+        </w:rPr>
+        <w:t xml:space="preserve">Push Notifications</w:t>
+      </w:r>
+    </w:p>
+    <w:p>
+      <w:pPr>
+        <w:spacing w:after="80" w:before="80"/>
+      </w:pPr>
+    </w:p>
+    <w:p>
+      <w:pPr>
+        <w:spacing w:after="80" w:before="160"/>
+      </w:pPr>
+      <w:r>
+        <w:rPr>
+          <w:rFonts w:ascii="Calibri" w:cs="Calibri" w:eastAsia="Calibri" w:hAnsi="Calibri"/>
+          <w:b/>
+          <w:bCs/>
+          <w:color w:val="64748B"/>
+          <w:sz w:val="22"/>
+          <w:szCs w:val="22"/>
+        </w:rPr>
+        <w:t xml:space="preserve">Infraestrutura</w:t>
+      </w:r>
+    </w:p>
+    <w:p>
+      <w:pPr>
+        <w:spacing w:after="80" w:before="80"/>
+      </w:pPr>
+    </w:p>
+    <w:p>
+      <w:pPr>
+        <w:pStyle w:val="ListParagraph"/>
+        <w:numPr>
+          <w:ilvl w:val="0"/>
+          <w:numId w:val="1"/>
+        </w:numPr>
+        <w:spacing w:after="60" w:before="60"/>
+        <w:ind w:left="431"/>
+      </w:pPr>
+      <w:r>
+        <w:rPr>
+          <w:rFonts w:ascii="Calibri" w:cs="Calibri" w:eastAsia="Calibri" w:hAnsi="Calibri"/>
+          <w:b/>
+          <w:bCs/>
+          <w:color w:val="1E293B"/>
+          <w:sz w:val="22"/>
+          <w:szCs w:val="22"/>
+        </w:rPr>
+        <w:t xml:space="preserve">Biblioteca:</w:t>
+      </w:r>
+      <w:r>
+        <w:rPr>
+          <w:rFonts w:ascii="Calibri" w:cs="Calibri" w:eastAsia="Calibri" w:hAnsi="Calibri"/>
+          <w:color w:val="1E293B"/>
+          <w:sz w:val="22"/>
+          <w:szCs w:val="22"/>
+        </w:rPr>
+        <w:t xml:space="preserve"> </w:t>
+      </w:r>
+      <w:r>
+        <w:rPr>
+          <w:rFonts w:ascii="Courier New" w:cs="Courier New" w:eastAsia="Courier New" w:hAnsi="Courier New"/>
+          <w:color w:val="7C3AED"/>
+          <w:sz w:val="20"/>
+          <w:szCs w:val="20"/>
+        </w:rPr>
+        <w:t xml:space="preserve">web-push</w:t>
+      </w:r>
+      <w:r>
+        <w:rPr>
+          <w:rFonts w:ascii="Calibri" w:cs="Calibri" w:eastAsia="Calibri" w:hAnsi="Calibri"/>
+          <w:color w:val="1E293B"/>
+          <w:sz w:val="22"/>
+          <w:szCs w:val="22"/>
+        </w:rPr>
+        <w:t xml:space="preserve"> (server-side, Node.js)</w:t>
+      </w:r>
+    </w:p>
+    <w:p>
+      <w:pPr>
+        <w:pStyle w:val="ListParagraph"/>
+        <w:numPr>
+          <w:ilvl w:val="0"/>
+          <w:numId w:val="1"/>
+        </w:numPr>
+        <w:spacing w:after="60" w:before="60"/>
+        <w:ind w:left="431"/>
+      </w:pPr>
+      <w:r>
+        <w:rPr>
+          <w:rFonts w:ascii="Calibri" w:cs="Calibri" w:eastAsia="Calibri" w:hAnsi="Calibri"/>
+          <w:b/>
+          <w:bCs/>
+          <w:color w:val="1E293B"/>
+          <w:sz w:val="22"/>
+          <w:szCs w:val="22"/>
+        </w:rPr>
+        <w:t xml:space="preserve">Protocolo:</w:t>
+      </w:r>
+      <w:r>
+        <w:rPr>
+          <w:rFonts w:ascii="Calibri" w:cs="Calibri" w:eastAsia="Calibri" w:hAnsi="Calibri"/>
+          <w:color w:val="1E293B"/>
+          <w:sz w:val="22"/>
+          <w:szCs w:val="22"/>
+        </w:rPr>
+        <w:t xml:space="preserve"> Web Push Protocol com VAPID</w:t>
+      </w:r>
+    </w:p>
+    <w:p>
+      <w:pPr>
+        <w:pStyle w:val="ListParagraph"/>
+        <w:numPr>
+          <w:ilvl w:val="0"/>
+          <w:numId w:val="1"/>
+        </w:numPr>
+        <w:spacing w:after="60" w:before="60"/>
+        <w:ind w:left="431"/>
+      </w:pPr>
+      <w:r>
+        <w:rPr>
+          <w:rFonts w:ascii="Calibri" w:cs="Calibri" w:eastAsia="Calibri" w:hAnsi="Calibri"/>
+          <w:b/>
+          <w:bCs/>
+          <w:color w:val="1E293B"/>
+          <w:sz w:val="22"/>
+          <w:szCs w:val="22"/>
+        </w:rPr>
+        <w:t xml:space="preserve">Tabela:</w:t>
+      </w:r>
+      <w:r>
+        <w:rPr>
+          <w:rFonts w:ascii="Calibri" w:cs="Calibri" w:eastAsia="Calibri" w:hAnsi="Calibri"/>
+          <w:color w:val="1E293B"/>
+          <w:sz w:val="22"/>
+          <w:szCs w:val="22"/>
+        </w:rPr>
+        <w:t xml:space="preserve"> </w:t>
+      </w:r>
+      <w:r>
+        <w:rPr>
+          <w:rFonts w:ascii="Courier New" w:cs="Courier New" w:eastAsia="Courier New" w:hAnsi="Courier New"/>
+          <w:color w:val="7C3AED"/>
+          <w:sz w:val="20"/>
+          <w:szCs w:val="20"/>
+        </w:rPr>
+        <w:t xml:space="preserve">push_subscriptions</w:t>
+      </w:r>
+      <w:r>
+        <w:rPr>
+          <w:rFonts w:ascii="Calibri" w:cs="Calibri" w:eastAsia="Calibri" w:hAnsi="Calibri"/>
+          <w:color w:val="1E293B"/>
+          <w:sz w:val="22"/>
+          <w:szCs w:val="22"/>
+        </w:rPr>
+        <w:t xml:space="preserve"> no Supabase (RLS: </w:t>
+      </w:r>
+      <w:r>
+        <w:rPr>
+          <w:rFonts w:ascii="Courier New" w:cs="Courier New" w:eastAsia="Courier New" w:hAnsi="Courier New"/>
+          <w:color w:val="7C3AED"/>
+          <w:sz w:val="20"/>
+          <w:szCs w:val="20"/>
+        </w:rPr>
+        <w:t xml:space="preserve">auth.uid() = user_id</w:t>
+      </w:r>
+      <w:r>
+        <w:rPr>
+          <w:rFonts w:ascii="Calibri" w:cs="Calibri" w:eastAsia="Calibri" w:hAnsi="Calibri"/>
+          <w:color w:val="1E293B"/>
+          <w:sz w:val="22"/>
+          <w:szCs w:val="22"/>
+        </w:rPr>
+        <w:t xml:space="preserve">)</w:t>
+      </w:r>
+    </w:p>
+    <w:p>
+      <w:pPr>
+        <w:spacing w:after="80" w:before="80"/>
+      </w:pPr>
+    </w:p>
+    <w:p>
+      <w:pPr>
+        <w:spacing w:after="80" w:before="160"/>
+      </w:pPr>
+      <w:r>
+        <w:rPr>
+          <w:rFonts w:ascii="Calibri" w:cs="Calibri" w:eastAsia="Calibri" w:hAnsi="Calibri"/>
+          <w:b/>
+          <w:bCs/>
+          <w:color w:val="64748B"/>
+          <w:sz w:val="22"/>
+          <w:szCs w:val="22"/>
+        </w:rPr>
+        <w:t xml:space="preserve">Tabela `push_subscriptions`</w:t>
+      </w:r>
+    </w:p>
+    <w:p>
+      <w:pPr>
+        <w:spacing w:after="80" w:before="80"/>
+      </w:pPr>
+    </w:p>
+    <w:p>
+      <w:pPr>
+        <w:shd w:fill="F1F5F9" w:color="F1F5F9" w:val="solid"/>
+        <w:spacing w:after="200" w:before="200"/>
+        <w:ind w:left="431"/>
+      </w:pPr>
+      <w:r>
+        <w:rPr>
+          <w:rFonts w:ascii="Courier New" w:cs="Courier New" w:eastAsia="Courier New" w:hAnsi="Courier New"/>
+          <w:color w:val="1E293B"/>
+          <w:sz w:val="18"/>
+          <w:szCs w:val="18"/>
+        </w:rPr>
+        <w:t xml:space="preserve">CREATE TABLE push_subscriptions (
+  id UUID PRIMARY KEY DEFAULT gen_random_uuid(),
+  user_id UUID NOT NULL REFERENCES auth.users(id) ON DELETE CASCADE,
+  endpoint TEXT NOT NULL,
+  p256dh TEXT NOT NULL,
+  auth TEXT NOT NULL,
+  created_at TIMESTAMPTZ NOT NULL DEFAULT NOW(),
+  UNIQUE (user_id, endpoint)
+);
+ALTER TABLE push_subscriptions ENABLE ROW LEVEL SECURITY;
+CREATE POLICY "users can manage own push subscriptions"
+  ON push_subscriptions FOR ALL
+  USING (auth.uid() = user_id) WITH CHECK (auth.uid() = user_id);</w:t>
+      </w:r>
+    </w:p>
+    <w:p>
+      <w:pPr>
+        <w:spacing w:after="80" w:before="80"/>
+      </w:pPr>
+    </w:p>
+    <w:p>
+      <w:pPr>
+        <w:spacing w:after="80" w:before="160"/>
+      </w:pPr>
+      <w:r>
+        <w:rPr>
+          <w:rFonts w:ascii="Calibri" w:cs="Calibri" w:eastAsia="Calibri" w:hAnsi="Calibri"/>
+          <w:b/>
+          <w:bCs/>
+          <w:color w:val="64748B"/>
+          <w:sz w:val="22"/>
+          <w:szCs w:val="22"/>
+        </w:rPr>
+        <w:t xml:space="preserve">API Routes</w:t>
+      </w:r>
+    </w:p>
+    <w:p>
+      <w:pPr>
+        <w:spacing w:after="80" w:before="80"/>
+      </w:pPr>
+    </w:p>
+    <w:tbl>
+      <w:tblPr>
+        <w:tblW w:type="pct" w:w="100%"/>
+        <w:tblBorders>
+          <w:top w:val="single" w:color="auto" w:sz="4"/>
+          <w:left w:val="single" w:color="auto" w:sz="4"/>
+          <w:bottom w:val="single" w:color="auto" w:sz="4"/>
+          <w:right w:val="single" w:color="auto" w:sz="4"/>
+          <w:insideH w:val="single" w:color="auto" w:sz="4"/>
+          <w:insideV w:val="single" w:color="auto" w:sz="4"/>
+        </w:tblBorders>
+        <w:tblCellMar>
+          <w:top w:type="dxa" w:w="100"/>
+          <w:left w:type="dxa" w:w="100"/>
+          <w:bottom w:type="dxa" w:w="100"/>
+          <w:right w:type="dxa" w:w="100"/>
+        </w:tblCellMar>
+      </w:tblPr>
+      <w:tblGrid>
+        <w:gridCol w:w="100"/>
+        <w:gridCol w:w="100"/>
+        <w:gridCol w:w="100"/>
+      </w:tblGrid>
+      <w:tr>
+        <w:tc>
+          <w:tcPr>
+            <w:shd w:fill="7C3AED" w:color="7C3AED" w:val="solid"/>
+          </w:tcPr>
+          <w:p>
+            <w:r>
+              <w:rPr>
+                <w:rFonts w:ascii="Calibri" w:cs="Calibri" w:eastAsia="Calibri" w:hAnsi="Calibri"/>
+                <w:b/>
+                <w:bCs/>
+                <w:color w:val="FFFFFF"/>
+                <w:sz w:val="20"/>
+                <w:szCs w:val="20"/>
+              </w:rPr>
+              <w:t xml:space="preserve">Rota</w:t>
+            </w:r>
+          </w:p>
+        </w:tc>
+        <w:tc>
+          <w:tcPr>
+            <w:shd w:fill="7C3AED" w:color="7C3AED" w:val="solid"/>
+          </w:tcPr>
+          <w:p>
+            <w:r>
+              <w:rPr>
+                <w:rFonts w:ascii="Calibri" w:cs="Calibri" w:eastAsia="Calibri" w:hAnsi="Calibri"/>
+                <w:b/>
+                <w:bCs/>
+                <w:color w:val="FFFFFF"/>
+                <w:sz w:val="20"/>
+                <w:szCs w:val="20"/>
+              </w:rPr>
+              <w:t xml:space="preserve">Método</w:t>
+            </w:r>
+          </w:p>
+        </w:tc>
+        <w:tc>
+          <w:tcPr>
+            <w:shd w:fill="7C3AED" w:color="7C3AED" w:val="solid"/>
+          </w:tcPr>
+          <w:p>
+            <w:r>
+              <w:rPr>
+                <w:rFonts w:ascii="Calibri" w:cs="Calibri" w:eastAsia="Calibri" w:hAnsi="Calibri"/>
+                <w:b/>
+                <w:bCs/>
+                <w:color w:val="FFFFFF"/>
+                <w:sz w:val="20"/>
+                <w:szCs w:val="20"/>
+              </w:rPr>
+              <w:t xml:space="preserve">Descrição</w:t>
+            </w:r>
+          </w:p>
+        </w:tc>
+      </w:tr>
+      <w:tr>
+        <w:tc>
+          <w:tcPr>
+            <w:shd/>
+          </w:tcPr>
+          <w:p>
+            <w:r>
+              <w:rPr>
+                <w:rFonts w:ascii="Calibri" w:cs="Calibri" w:eastAsia="Calibri" w:hAnsi="Calibri"/>
+                <w:b w:val="false"/>
+                <w:bCs w:val="false"/>
+                <w:color w:val="1E293B"/>
+                <w:sz w:val="20"/>
+                <w:szCs w:val="20"/>
+              </w:rPr>
+              <w:t xml:space="preserve">`/api/push/subscribe`</w:t>
+            </w:r>
+          </w:p>
+        </w:tc>
+        <w:tc>
+          <w:tcPr>
+            <w:shd/>
+          </w:tcPr>
+          <w:p>
+            <w:r>
+              <w:rPr>
+                <w:rFonts w:ascii="Calibri" w:cs="Calibri" w:eastAsia="Calibri" w:hAnsi="Calibri"/>
+                <w:b w:val="false"/>
+                <w:bCs w:val="false"/>
+                <w:color w:val="1E293B"/>
+                <w:sz w:val="20"/>
+                <w:szCs w:val="20"/>
+              </w:rPr>
+              <w:t xml:space="preserve">POST</w:t>
+            </w:r>
+          </w:p>
+        </w:tc>
+        <w:tc>
+          <w:tcPr>
+            <w:shd/>
+          </w:tcPr>
+          <w:p>
+            <w:r>
+              <w:rPr>
+                <w:rFonts w:ascii="Calibri" w:cs="Calibri" w:eastAsia="Calibri" w:hAnsi="Calibri"/>
+                <w:b w:val="false"/>
+                <w:bCs w:val="false"/>
+                <w:color w:val="1E293B"/>
+                <w:sz w:val="20"/>
+                <w:szCs w:val="20"/>
+              </w:rPr>
+              <w:t xml:space="preserve">Salva subscription via upsert `onConflict: user_id,endpoint`</w:t>
+            </w:r>
+          </w:p>
+        </w:tc>
+      </w:tr>
+      <w:tr>
+        <w:tc>
+          <w:tcPr>
+            <w:shd w:fill="F1F5F9" w:color="F1F5F9" w:val="solid"/>
+          </w:tcPr>
+          <w:p>
+            <w:r>
+              <w:rPr>
+                <w:rFonts w:ascii="Calibri" w:cs="Calibri" w:eastAsia="Calibri" w:hAnsi="Calibri"/>
+                <w:b w:val="false"/>
+                <w:bCs w:val="false"/>
+                <w:color w:val="1E293B"/>
+                <w:sz w:val="20"/>
+                <w:szCs w:val="20"/>
+              </w:rPr>
+              <w:t xml:space="preserve">`/api/push/subscribe`</w:t>
+            </w:r>
+          </w:p>
+        </w:tc>
+        <w:tc>
+          <w:tcPr>
+            <w:shd w:fill="F1F5F9" w:color="F1F5F9" w:val="solid"/>
+          </w:tcPr>
+          <w:p>
+            <w:r>
+              <w:rPr>
+                <w:rFonts w:ascii="Calibri" w:cs="Calibri" w:eastAsia="Calibri" w:hAnsi="Calibri"/>
+                <w:b w:val="false"/>
+                <w:bCs w:val="false"/>
+                <w:color w:val="1E293B"/>
+                <w:sz w:val="20"/>
+                <w:szCs w:val="20"/>
+              </w:rPr>
+              <w:t xml:space="preserve">DELETE</w:t>
+            </w:r>
+          </w:p>
+        </w:tc>
+        <w:tc>
+          <w:tcPr>
+            <w:shd w:fill="F1F5F9" w:color="F1F5F9" w:val="solid"/>
+          </w:tcPr>
+          <w:p>
+            <w:r>
+              <w:rPr>
+                <w:rFonts w:ascii="Calibri" w:cs="Calibri" w:eastAsia="Calibri" w:hAnsi="Calibri"/>
+                <w:b w:val="false"/>
+                <w:bCs w:val="false"/>
+                <w:color w:val="1E293B"/>
+                <w:sz w:val="20"/>
+                <w:szCs w:val="20"/>
+              </w:rPr>
+              <w:t xml:space="preserve">Remove subscription por endpoint do usuário autenticado</w:t>
+            </w:r>
+          </w:p>
+        </w:tc>
+      </w:tr>
+      <w:tr>
+        <w:tc>
+          <w:tcPr>
+            <w:shd/>
+          </w:tcPr>
+          <w:p>
+            <w:r>
+              <w:rPr>
+                <w:rFonts w:ascii="Calibri" w:cs="Calibri" w:eastAsia="Calibri" w:hAnsi="Calibri"/>
+                <w:b w:val="false"/>
+                <w:bCs w:val="false"/>
+                <w:color w:val="1E293B"/>
+                <w:sz w:val="20"/>
+                <w:szCs w:val="20"/>
+              </w:rPr>
+              <w:t xml:space="preserve">`/api/push/notify`</w:t>
+            </w:r>
+          </w:p>
+        </w:tc>
+        <w:tc>
+          <w:tcPr>
+            <w:shd/>
+          </w:tcPr>
+          <w:p>
+            <w:r>
+              <w:rPr>
+                <w:rFonts w:ascii="Calibri" w:cs="Calibri" w:eastAsia="Calibri" w:hAnsi="Calibri"/>
+                <w:b w:val="false"/>
+                <w:bCs w:val="false"/>
+                <w:color w:val="1E293B"/>
+                <w:sz w:val="20"/>
+                <w:szCs w:val="20"/>
+              </w:rPr>
+              <w:t xml:space="preserve">POST</w:t>
+            </w:r>
+          </w:p>
+        </w:tc>
+        <w:tc>
+          <w:tcPr>
+            <w:shd/>
+          </w:tcPr>
+          <w:p>
+            <w:r>
+              <w:rPr>
+                <w:rFonts w:ascii="Calibri" w:cs="Calibri" w:eastAsia="Calibri" w:hAnsi="Calibri"/>
+                <w:b w:val="false"/>
+                <w:bCs w:val="false"/>
+                <w:color w:val="1E293B"/>
+                <w:sz w:val="20"/>
+                <w:szCs w:val="20"/>
+              </w:rPr>
+              <w:t xml:space="preserve">Envia push para todos os usuários com cards vencidos (protegido por `CRON_SECRET`)</w:t>
+            </w:r>
+          </w:p>
+        </w:tc>
+      </w:tr>
+    </w:tbl>
+    <w:p/>
+    <w:p>
+      <w:pPr>
+        <w:spacing w:after="80" w:before="80"/>
+      </w:pPr>
+    </w:p>
+    <w:p>
+      <w:pPr>
+        <w:spacing w:after="80" w:before="160"/>
+      </w:pPr>
+      <w:r>
+        <w:rPr>
+          <w:rFonts w:ascii="Calibri" w:cs="Calibri" w:eastAsia="Calibri" w:hAnsi="Calibri"/>
+          <w:b/>
+          <w:bCs/>
+          <w:color w:val="64748B"/>
+          <w:sz w:val="22"/>
+          <w:szCs w:val="22"/>
+        </w:rPr>
+        <w:t xml:space="preserve">Fluxo de envio (cron diário)</w:t>
+      </w:r>
+    </w:p>
+    <w:p>
+      <w:pPr>
+        <w:spacing w:after="80" w:before="80"/>
+      </w:pPr>
+    </w:p>
+    <w:p>
+      <w:pPr>
+        <w:spacing w:after="80" w:before="80"/>
+      </w:pPr>
+      <w:r>
+        <w:rPr>
+          <w:rFonts w:ascii="Calibri" w:cs="Calibri" w:eastAsia="Calibri" w:hAnsi="Calibri"/>
+          <w:color w:val="1E293B"/>
+          <w:sz w:val="22"/>
+          <w:szCs w:val="22"/>
+        </w:rPr>
+        <w:t xml:space="preserve">1. Buscar flashcards com </w:t>
+      </w:r>
+      <w:r>
+        <w:rPr>
+          <w:rFonts w:ascii="Courier New" w:cs="Courier New" w:eastAsia="Courier New" w:hAnsi="Courier New"/>
+          <w:color w:val="7C3AED"/>
+          <w:sz w:val="20"/>
+          <w:szCs w:val="20"/>
+        </w:rPr>
+        <w:t xml:space="preserve">next_review &lt;= hoje</w:t>
+      </w:r>
+    </w:p>
+    <w:p>
+      <w:pPr>
+        <w:spacing w:after="80" w:before="80"/>
+      </w:pPr>
+      <w:r>
+        <w:rPr>
+          <w:rFonts w:ascii="Calibri" w:cs="Calibri" w:eastAsia="Calibri" w:hAnsi="Calibri"/>
+          <w:color w:val="1E293B"/>
+          <w:sz w:val="22"/>
+          <w:szCs w:val="22"/>
+        </w:rPr>
+        <w:t xml:space="preserve">2. Agrupar por </w:t>
+      </w:r>
+      <w:r>
+        <w:rPr>
+          <w:rFonts w:ascii="Courier New" w:cs="Courier New" w:eastAsia="Courier New" w:hAnsi="Courier New"/>
+          <w:color w:val="7C3AED"/>
+          <w:sz w:val="20"/>
+          <w:szCs w:val="20"/>
+        </w:rPr>
+        <w:t xml:space="preserve">user_id</w:t>
+      </w:r>
+      <w:r>
+        <w:rPr>
+          <w:rFonts w:ascii="Calibri" w:cs="Calibri" w:eastAsia="Calibri" w:hAnsi="Calibri"/>
+          <w:color w:val="1E293B"/>
+          <w:sz w:val="22"/>
+          <w:szCs w:val="22"/>
+        </w:rPr>
+        <w:t xml:space="preserve"> (contagem)</w:t>
+      </w:r>
+    </w:p>
+    <w:p>
+      <w:pPr>
+        <w:spacing w:after="80" w:before="80"/>
+      </w:pPr>
+      <w:r>
+        <w:rPr>
+          <w:rFonts w:ascii="Calibri" w:cs="Calibri" w:eastAsia="Calibri" w:hAnsi="Calibri"/>
+          <w:color w:val="1E293B"/>
+          <w:sz w:val="22"/>
+          <w:szCs w:val="22"/>
+        </w:rPr>
+        <w:t xml:space="preserve">3. Buscar </w:t>
+      </w:r>
+      <w:r>
+        <w:rPr>
+          <w:rFonts w:ascii="Courier New" w:cs="Courier New" w:eastAsia="Courier New" w:hAnsi="Courier New"/>
+          <w:color w:val="7C3AED"/>
+          <w:sz w:val="20"/>
+          <w:szCs w:val="20"/>
+        </w:rPr>
+        <w:t xml:space="preserve">push_subscriptions</w:t>
+      </w:r>
+      <w:r>
+        <w:rPr>
+          <w:rFonts w:ascii="Calibri" w:cs="Calibri" w:eastAsia="Calibri" w:hAnsi="Calibri"/>
+          <w:color w:val="1E293B"/>
+          <w:sz w:val="22"/>
+          <w:szCs w:val="22"/>
+        </w:rPr>
+        <w:t xml:space="preserve"> dos usuários afetados</w:t>
+      </w:r>
+    </w:p>
+    <w:p>
+      <w:pPr>
+        <w:spacing w:after="80" w:before="80"/>
+      </w:pPr>
+      <w:r>
+        <w:rPr>
+          <w:rFonts w:ascii="Calibri" w:cs="Calibri" w:eastAsia="Calibri" w:hAnsi="Calibri"/>
+          <w:color w:val="1E293B"/>
+          <w:sz w:val="22"/>
+          <w:szCs w:val="22"/>
+        </w:rPr>
+        <w:t xml:space="preserve">4. Enviar via </w:t>
+      </w:r>
+      <w:r>
+        <w:rPr>
+          <w:rFonts w:ascii="Courier New" w:cs="Courier New" w:eastAsia="Courier New" w:hAnsi="Courier New"/>
+          <w:color w:val="7C3AED"/>
+          <w:sz w:val="20"/>
+          <w:szCs w:val="20"/>
+        </w:rPr>
+        <w:t xml:space="preserve">webpush.sendNotification()</w:t>
+      </w:r>
+      <w:r>
+        <w:rPr>
+          <w:rFonts w:ascii="Calibri" w:cs="Calibri" w:eastAsia="Calibri" w:hAnsi="Calibri"/>
+          <w:color w:val="1E293B"/>
+          <w:sz w:val="22"/>
+          <w:szCs w:val="22"/>
+        </w:rPr>
+        <w:t xml:space="preserve"> para cada endpoint</w:t>
+      </w:r>
+    </w:p>
+    <w:p>
+      <w:pPr>
+        <w:spacing w:after="80" w:before="80"/>
+      </w:pPr>
+      <w:r>
+        <w:rPr>
+          <w:rFonts w:ascii="Calibri" w:cs="Calibri" w:eastAsia="Calibri" w:hAnsi="Calibri"/>
+          <w:color w:val="1E293B"/>
+          <w:sz w:val="22"/>
+          <w:szCs w:val="22"/>
+        </w:rPr>
+        <w:t xml:space="preserve">5. Remover subscriptions com HTTP 410 (expiradas)</w:t>
+      </w:r>
+    </w:p>
+    <w:p>
+      <w:pPr>
+        <w:spacing w:after="80" w:before="80"/>
+      </w:pPr>
+    </w:p>
+    <w:p>
+      <w:pPr>
+        <w:spacing w:after="80" w:before="160"/>
+      </w:pPr>
+      <w:r>
+        <w:rPr>
+          <w:rFonts w:ascii="Calibri" w:cs="Calibri" w:eastAsia="Calibri" w:hAnsi="Calibri"/>
+          <w:b/>
+          <w:bCs/>
+          <w:color w:val="64748B"/>
+          <w:sz w:val="22"/>
+          <w:szCs w:val="22"/>
+        </w:rPr>
+        <w:t xml:space="preserve">Variáveis de Ambiente</w:t>
+      </w:r>
+    </w:p>
+    <w:p>
+      <w:pPr>
+        <w:spacing w:after="80" w:before="80"/>
+      </w:pPr>
+    </w:p>
+    <w:tbl>
+      <w:tblPr>
+        <w:tblW w:type="pct" w:w="100%"/>
+        <w:tblBorders>
+          <w:top w:val="single" w:color="auto" w:sz="4"/>
+          <w:left w:val="single" w:color="auto" w:sz="4"/>
+          <w:bottom w:val="single" w:color="auto" w:sz="4"/>
+          <w:right w:val="single" w:color="auto" w:sz="4"/>
+          <w:insideH w:val="single" w:color="auto" w:sz="4"/>
+          <w:insideV w:val="single" w:color="auto" w:sz="4"/>
+        </w:tblBorders>
+        <w:tblCellMar>
+          <w:top w:type="dxa" w:w="100"/>
+          <w:left w:type="dxa" w:w="100"/>
+          <w:bottom w:type="dxa" w:w="100"/>
+          <w:right w:type="dxa" w:w="100"/>
+        </w:tblCellMar>
+      </w:tblPr>
+      <w:tblGrid>
+        <w:gridCol w:w="100"/>
+        <w:gridCol w:w="100"/>
+        <w:gridCol w:w="100"/>
+      </w:tblGrid>
+      <w:tr>
+        <w:tc>
+          <w:tcPr>
+            <w:shd w:fill="7C3AED" w:color="7C3AED" w:val="solid"/>
+          </w:tcPr>
+          <w:p>
+            <w:r>
+              <w:rPr>
+                <w:rFonts w:ascii="Calibri" w:cs="Calibri" w:eastAsia="Calibri" w:hAnsi="Calibri"/>
+                <w:b/>
+                <w:bCs/>
+                <w:color w:val="FFFFFF"/>
+                <w:sz w:val="20"/>
+                <w:szCs w:val="20"/>
+              </w:rPr>
+              <w:t xml:space="preserve">Variável</w:t>
+            </w:r>
+          </w:p>
+        </w:tc>
+        <w:tc>
+          <w:tcPr>
+            <w:shd w:fill="7C3AED" w:color="7C3AED" w:val="solid"/>
+          </w:tcPr>
+          <w:p>
+            <w:r>
+              <w:rPr>
+                <w:rFonts w:ascii="Calibri" w:cs="Calibri" w:eastAsia="Calibri" w:hAnsi="Calibri"/>
+                <w:b/>
+                <w:bCs/>
+                <w:color w:val="FFFFFF"/>
+                <w:sz w:val="20"/>
+                <w:szCs w:val="20"/>
+              </w:rPr>
+              <w:t xml:space="preserve">Exposição</w:t>
+            </w:r>
+          </w:p>
+        </w:tc>
+        <w:tc>
+          <w:tcPr>
+            <w:shd w:fill="7C3AED" w:color="7C3AED" w:val="solid"/>
+          </w:tcPr>
+          <w:p>
+            <w:r>
+              <w:rPr>
+                <w:rFonts w:ascii="Calibri" w:cs="Calibri" w:eastAsia="Calibri" w:hAnsi="Calibri"/>
+                <w:b/>
+                <w:bCs/>
+                <w:color w:val="FFFFFF"/>
+                <w:sz w:val="20"/>
+                <w:szCs w:val="20"/>
+              </w:rPr>
+              <w:t xml:space="preserve">Descrição</w:t>
+            </w:r>
+          </w:p>
+        </w:tc>
+      </w:tr>
+      <w:tr>
+        <w:tc>
+          <w:tcPr>
+            <w:shd/>
+          </w:tcPr>
+          <w:p>
+            <w:r>
+              <w:rPr>
+                <w:rFonts w:ascii="Calibri" w:cs="Calibri" w:eastAsia="Calibri" w:hAnsi="Calibri"/>
+                <w:b w:val="false"/>
+                <w:bCs w:val="false"/>
+                <w:color w:val="1E293B"/>
+                <w:sz w:val="20"/>
+                <w:szCs w:val="20"/>
+              </w:rPr>
+              <w:t xml:space="preserve">`NEXT_PUBLIC_VAPID_PUBLIC_KEY`</w:t>
+            </w:r>
+          </w:p>
+        </w:tc>
+        <w:tc>
+          <w:tcPr>
+            <w:shd/>
+          </w:tcPr>
+          <w:p>
+            <w:r>
+              <w:rPr>
+                <w:rFonts w:ascii="Calibri" w:cs="Calibri" w:eastAsia="Calibri" w:hAnsi="Calibri"/>
+                <w:b w:val="false"/>
+                <w:bCs w:val="false"/>
+                <w:color w:val="1E293B"/>
+                <w:sz w:val="20"/>
+                <w:szCs w:val="20"/>
+              </w:rPr>
+              <w:t xml:space="preserve">Pública (browser)</w:t>
+            </w:r>
+          </w:p>
+        </w:tc>
+        <w:tc>
+          <w:tcPr>
+            <w:shd/>
+          </w:tcPr>
+          <w:p>
+            <w:r>
+              <w:rPr>
+                <w:rFonts w:ascii="Calibri" w:cs="Calibri" w:eastAsia="Calibri" w:hAnsi="Calibri"/>
+                <w:b w:val="false"/>
+                <w:bCs w:val="false"/>
+                <w:color w:val="1E293B"/>
+                <w:sz w:val="20"/>
+                <w:szCs w:val="20"/>
+              </w:rPr>
+              <w:t xml:space="preserve">Chave VAPID pública — usada no `pushManager.subscribe()`</w:t>
+            </w:r>
+          </w:p>
+        </w:tc>
+      </w:tr>
+      <w:tr>
+        <w:tc>
+          <w:tcPr>
+            <w:shd w:fill="F1F5F9" w:color="F1F5F9" w:val="solid"/>
+          </w:tcPr>
+          <w:p>
+            <w:r>
+              <w:rPr>
+                <w:rFonts w:ascii="Calibri" w:cs="Calibri" w:eastAsia="Calibri" w:hAnsi="Calibri"/>
+                <w:b w:val="false"/>
+                <w:bCs w:val="false"/>
+                <w:color w:val="1E293B"/>
+                <w:sz w:val="20"/>
+                <w:szCs w:val="20"/>
+              </w:rPr>
+              <w:t xml:space="preserve">`VAPID_PRIVATE_KEY`</w:t>
+            </w:r>
+          </w:p>
+        </w:tc>
+        <w:tc>
+          <w:tcPr>
+            <w:shd w:fill="F1F5F9" w:color="F1F5F9" w:val="solid"/>
+          </w:tcPr>
+          <w:p>
+            <w:r>
+              <w:rPr>
+                <w:rFonts w:ascii="Calibri" w:cs="Calibri" w:eastAsia="Calibri" w:hAnsi="Calibri"/>
+                <w:b w:val="false"/>
+                <w:bCs w:val="false"/>
+                <w:color w:val="1E293B"/>
+                <w:sz w:val="20"/>
+                <w:szCs w:val="20"/>
+              </w:rPr>
+              <w:t xml:space="preserve">Servidor only</w:t>
+            </w:r>
+          </w:p>
+        </w:tc>
+        <w:tc>
+          <w:tcPr>
+            <w:shd w:fill="F1F5F9" w:color="F1F5F9" w:val="solid"/>
+          </w:tcPr>
+          <w:p>
+            <w:r>
+              <w:rPr>
+                <w:rFonts w:ascii="Calibri" w:cs="Calibri" w:eastAsia="Calibri" w:hAnsi="Calibri"/>
+                <w:b w:val="false"/>
+                <w:bCs w:val="false"/>
+                <w:color w:val="1E293B"/>
+                <w:sz w:val="20"/>
+                <w:szCs w:val="20"/>
+              </w:rPr>
+              <w:t xml:space="preserve">Chave VAPID privada — usada no `web-push.setVapidDetails()`</w:t>
+            </w:r>
+          </w:p>
+        </w:tc>
+      </w:tr>
+      <w:tr>
+        <w:tc>
+          <w:tcPr>
+            <w:shd/>
+          </w:tcPr>
+          <w:p>
+            <w:r>
+              <w:rPr>
+                <w:rFonts w:ascii="Calibri" w:cs="Calibri" w:eastAsia="Calibri" w:hAnsi="Calibri"/>
+                <w:b w:val="false"/>
+                <w:bCs w:val="false"/>
+                <w:color w:val="1E293B"/>
+                <w:sz w:val="20"/>
+                <w:szCs w:val="20"/>
+              </w:rPr>
+              <w:t xml:space="preserve">`VAPID_EMAIL`</w:t>
+            </w:r>
+          </w:p>
+        </w:tc>
+        <w:tc>
+          <w:tcPr>
+            <w:shd/>
+          </w:tcPr>
+          <w:p>
+            <w:r>
+              <w:rPr>
+                <w:rFonts w:ascii="Calibri" w:cs="Calibri" w:eastAsia="Calibri" w:hAnsi="Calibri"/>
+                <w:b w:val="false"/>
+                <w:bCs w:val="false"/>
+                <w:color w:val="1E293B"/>
+                <w:sz w:val="20"/>
+                <w:szCs w:val="20"/>
+              </w:rPr>
+              <w:t xml:space="preserve">Servidor only</w:t>
+            </w:r>
+          </w:p>
+        </w:tc>
+        <w:tc>
+          <w:tcPr>
+            <w:shd/>
+          </w:tcPr>
+          <w:p>
+            <w:r>
+              <w:rPr>
+                <w:rFonts w:ascii="Calibri" w:cs="Calibri" w:eastAsia="Calibri" w:hAnsi="Calibri"/>
+                <w:b w:val="false"/>
+                <w:bCs w:val="false"/>
+                <w:color w:val="1E293B"/>
+                <w:sz w:val="20"/>
+                <w:szCs w:val="20"/>
+              </w:rPr>
+              <w:t xml:space="preserve">Email de contato para o protocolo VAPID</w:t>
+            </w:r>
+          </w:p>
+        </w:tc>
+      </w:tr>
+      <w:tr>
+        <w:tc>
+          <w:tcPr>
+            <w:shd w:fill="F1F5F9" w:color="F1F5F9" w:val="solid"/>
+          </w:tcPr>
+          <w:p>
+            <w:r>
+              <w:rPr>
+                <w:rFonts w:ascii="Calibri" w:cs="Calibri" w:eastAsia="Calibri" w:hAnsi="Calibri"/>
+                <w:b w:val="false"/>
+                <w:bCs w:val="false"/>
+                <w:color w:val="1E293B"/>
+                <w:sz w:val="20"/>
+                <w:szCs w:val="20"/>
+              </w:rPr>
+              <w:t xml:space="preserve">`CRON_SECRET`</w:t>
+            </w:r>
+          </w:p>
+        </w:tc>
+        <w:tc>
+          <w:tcPr>
+            <w:shd w:fill="F1F5F9" w:color="F1F5F9" w:val="solid"/>
+          </w:tcPr>
+          <w:p>
+            <w:r>
+              <w:rPr>
+                <w:rFonts w:ascii="Calibri" w:cs="Calibri" w:eastAsia="Calibri" w:hAnsi="Calibri"/>
+                <w:b w:val="false"/>
+                <w:bCs w:val="false"/>
+                <w:color w:val="1E293B"/>
+                <w:sz w:val="20"/>
+                <w:szCs w:val="20"/>
+              </w:rPr>
+              <w:t xml:space="preserve">Servidor only</w:t>
+            </w:r>
+          </w:p>
+        </w:tc>
+        <w:tc>
+          <w:tcPr>
+            <w:shd w:fill="F1F5F9" w:color="F1F5F9" w:val="solid"/>
+          </w:tcPr>
+          <w:p>
+            <w:r>
+              <w:rPr>
+                <w:rFonts w:ascii="Calibri" w:cs="Calibri" w:eastAsia="Calibri" w:hAnsi="Calibri"/>
+                <w:b w:val="false"/>
+                <w:bCs w:val="false"/>
+                <w:color w:val="1E293B"/>
+                <w:sz w:val="20"/>
+                <w:szCs w:val="20"/>
+              </w:rPr>
+              <w:t xml:space="preserve">Token para proteger `POST /api/push/notify`</w:t>
+            </w:r>
+          </w:p>
+        </w:tc>
+      </w:tr>
+    </w:tbl>
+    <w:p/>
+    <w:p>
+      <w:pPr>
+        <w:spacing w:after="80" w:before="80"/>
+      </w:pPr>
+    </w:p>
+    <w:p>
+      <w:pPr>
+        <w:pStyle w:val="Heading3"/>
+        <w:spacing w:after="120" w:before="240"/>
+      </w:pPr>
+      <w:r>
+        <w:rPr>
+          <w:rFonts w:ascii="Calibri" w:cs="Calibri" w:eastAsia="Calibri" w:hAnsi="Calibri"/>
+          <w:b/>
+          <w:bCs/>
+          <w:color w:val="1E293B"/>
+          <w:sz w:val="24"/>
+          <w:szCs w:val="24"/>
+        </w:rPr>
+        <w:t xml:space="preserve">Hook `usePushNotifications`</w:t>
+      </w:r>
+    </w:p>
+    <w:p>
+      <w:pPr>
+        <w:spacing w:after="80" w:before="80"/>
+      </w:pPr>
+    </w:p>
+    <w:p>
+      <w:pPr>
+        <w:shd w:fill="F1F5F9" w:color="F1F5F9" w:val="solid"/>
+        <w:spacing w:after="200" w:before="200"/>
+        <w:ind w:left="431"/>
+      </w:pPr>
+      <w:r>
+        <w:rPr>
+          <w:rFonts w:ascii="Courier New" w:cs="Courier New" w:eastAsia="Courier New" w:hAnsi="Courier New"/>
+          <w:color w:val="1E293B"/>
+          <w:sz w:val="18"/>
+          <w:szCs w:val="18"/>
+        </w:rPr>
+        <w:t xml:space="preserve">// src/hooks/usePushNotifications.ts
+export function usePushNotifications(): {
+  permission: 'default' | 'granted' | 'denied' | 'unsupported'
+  isSubscribed: boolean
+  loading: boolean
+  subscribe(): Promise&lt;boolean&gt;
+  unsubscribe(): Promise&lt;void&gt;
+}</w:t>
+      </w:r>
+    </w:p>
+    <w:p>
+      <w:pPr>
+        <w:spacing w:after="80" w:before="80"/>
+      </w:pPr>
+    </w:p>
+    <w:p>
+      <w:pPr>
+        <w:pStyle w:val="Heading3"/>
+        <w:spacing w:after="120" w:before="240"/>
+      </w:pPr>
+      <w:r>
+        <w:rPr>
+          <w:rFonts w:ascii="Calibri" w:cs="Calibri" w:eastAsia="Calibri" w:hAnsi="Calibri"/>
+          <w:b/>
+          <w:bCs/>
+          <w:color w:val="1E293B"/>
+          <w:sz w:val="24"/>
+          <w:szCs w:val="24"/>
+        </w:rPr>
+        <w:t xml:space="preserve">Componentes</w:t>
+      </w:r>
+    </w:p>
+    <w:p>
+      <w:pPr>
+        <w:spacing w:after="80" w:before="80"/>
+      </w:pPr>
+    </w:p>
+    <w:p>
+      <w:pPr>
+        <w:pStyle w:val="ListParagraph"/>
+        <w:numPr>
+          <w:ilvl w:val="0"/>
+          <w:numId w:val="1"/>
+        </w:numPr>
+        <w:spacing w:after="60" w:before="60"/>
+        <w:ind w:left="431"/>
+      </w:pPr>
+      <w:r>
+        <w:rPr>
+          <w:rFonts w:ascii="Calibri" w:cs="Calibri" w:eastAsia="Calibri" w:hAnsi="Calibri"/>
+          <w:b/>
+          <w:bCs/>
+          <w:color w:val="1E293B"/>
+          <w:sz w:val="22"/>
+          <w:szCs w:val="22"/>
+        </w:rPr>
+        <w:t xml:space="preserve">`ServiceWorkerRegistrar`</w:t>
+      </w:r>
+      <w:r>
+        <w:rPr>
+          <w:rFonts w:ascii="Calibri" w:cs="Calibri" w:eastAsia="Calibri" w:hAnsi="Calibri"/>
+          <w:color w:val="1E293B"/>
+          <w:sz w:val="22"/>
+          <w:szCs w:val="22"/>
+        </w:rPr>
+        <w:t xml:space="preserve"> — Client Component que registra </w:t>
+      </w:r>
+      <w:r>
+        <w:rPr>
+          <w:rFonts w:ascii="Courier New" w:cs="Courier New" w:eastAsia="Courier New" w:hAnsi="Courier New"/>
+          <w:color w:val="7C3AED"/>
+          <w:sz w:val="20"/>
+          <w:szCs w:val="20"/>
+        </w:rPr>
+        <w:t xml:space="preserve">/sw.js</w:t>
+      </w:r>
+      <w:r>
+        <w:rPr>
+          <w:rFonts w:ascii="Calibri" w:cs="Calibri" w:eastAsia="Calibri" w:hAnsi="Calibri"/>
+          <w:color w:val="1E293B"/>
+          <w:sz w:val="22"/>
+          <w:szCs w:val="22"/>
+        </w:rPr>
+        <w:t xml:space="preserve"> uma única vez após mount. Renderiza </w:t>
+      </w:r>
+      <w:r>
+        <w:rPr>
+          <w:rFonts w:ascii="Courier New" w:cs="Courier New" w:eastAsia="Courier New" w:hAnsi="Courier New"/>
+          <w:color w:val="7C3AED"/>
+          <w:sz w:val="20"/>
+          <w:szCs w:val="20"/>
+        </w:rPr>
+        <w:t xml:space="preserve">null</w:t>
+      </w:r>
+      <w:r>
+        <w:rPr>
+          <w:rFonts w:ascii="Calibri" w:cs="Calibri" w:eastAsia="Calibri" w:hAnsi="Calibri"/>
+          <w:color w:val="1E293B"/>
+          <w:sz w:val="22"/>
+          <w:szCs w:val="22"/>
+        </w:rPr>
+        <w:t xml:space="preserve">.</w:t>
+      </w:r>
+    </w:p>
+    <w:p>
+      <w:pPr>
+        <w:pStyle w:val="ListParagraph"/>
+        <w:numPr>
+          <w:ilvl w:val="0"/>
+          <w:numId w:val="1"/>
+        </w:numPr>
+        <w:spacing w:after="60" w:before="60"/>
+        <w:ind w:left="431"/>
+      </w:pPr>
+      <w:r>
+        <w:rPr>
+          <w:rFonts w:ascii="Calibri" w:cs="Calibri" w:eastAsia="Calibri" w:hAnsi="Calibri"/>
+          <w:b/>
+          <w:bCs/>
+          <w:color w:val="1E293B"/>
+          <w:sz w:val="22"/>
+          <w:szCs w:val="22"/>
+        </w:rPr>
+        <w:t xml:space="preserve">`PushNotificationPrompt`</w:t>
+      </w:r>
+      <w:r>
+        <w:rPr>
+          <w:rFonts w:ascii="Calibri" w:cs="Calibri" w:eastAsia="Calibri" w:hAnsi="Calibri"/>
+          <w:color w:val="1E293B"/>
+          <w:sz w:val="22"/>
+          <w:szCs w:val="22"/>
+        </w:rPr>
+        <w:t xml:space="preserve"> — Banner fixo (bottom-center) que aparece 3s após mount se: permissão não negada, não subscrito, não dispensado (</w:t>
+      </w:r>
+      <w:r>
+        <w:rPr>
+          <w:rFonts w:ascii="Courier New" w:cs="Courier New" w:eastAsia="Courier New" w:hAnsi="Courier New"/>
+          <w:color w:val="7C3AED"/>
+          <w:sz w:val="20"/>
+          <w:szCs w:val="20"/>
+        </w:rPr>
+        <w:t xml:space="preserve">localStorage nl_push_dismissed</w:t>
+      </w:r>
+      <w:r>
+        <w:rPr>
+          <w:rFonts w:ascii="Calibri" w:cs="Calibri" w:eastAsia="Calibri" w:hAnsi="Calibri"/>
+          <w:color w:val="1E293B"/>
+          <w:sz w:val="22"/>
+          <w:szCs w:val="22"/>
+        </w:rPr>
+        <w:t xml:space="preserve">).</w:t>
+      </w:r>
+    </w:p>
+    <w:p>
+      <w:pPr>
+        <w:spacing w:after="80" w:before="80"/>
+      </w:pPr>
+    </w:p>
+    <w:p>
+      <w:pPr>
+        <w:spacing w:after="80" w:before="80"/>
+      </w:pPr>
+      <w:r>
+        <w:rPr>
+          <w:rFonts w:ascii="Calibri" w:cs="Calibri" w:eastAsia="Calibri" w:hAnsi="Calibri"/>
+          <w:color w:val="1E293B"/>
+          <w:sz w:val="22"/>
+          <w:szCs w:val="22"/>
+        </w:rPr>
+        <w:t xml:space="preserve">Ambos adicionados ao </w:t>
+      </w:r>
+      <w:r>
+        <w:rPr>
+          <w:rFonts w:ascii="Courier New" w:cs="Courier New" w:eastAsia="Courier New" w:hAnsi="Courier New"/>
+          <w:color w:val="7C3AED"/>
+          <w:sz w:val="20"/>
+          <w:szCs w:val="20"/>
+        </w:rPr>
+        <w:t xml:space="preserve">AppShell.tsx</w:t>
+      </w:r>
+      <w:r>
+        <w:rPr>
+          <w:rFonts w:ascii="Calibri" w:cs="Calibri" w:eastAsia="Calibri" w:hAnsi="Calibri"/>
+          <w:color w:val="1E293B"/>
+          <w:sz w:val="22"/>
+          <w:szCs w:val="22"/>
+        </w:rPr>
+        <w:t xml:space="preserve"> após </w:t>
+      </w:r>
+      <w:r>
+        <w:rPr>
+          <w:rFonts w:ascii="Courier New" w:cs="Courier New" w:eastAsia="Courier New" w:hAnsi="Courier New"/>
+          <w:color w:val="7C3AED"/>
+          <w:sz w:val="20"/>
+          <w:szCs w:val="20"/>
+        </w:rPr>
+        <w:t xml:space="preserve">&lt;AnalyticsIdentifier /&gt;</w:t>
+      </w:r>
+      <w:r>
+        <w:rPr>
+          <w:rFonts w:ascii="Calibri" w:cs="Calibri" w:eastAsia="Calibri" w:hAnsi="Calibri"/>
+          <w:color w:val="1E293B"/>
+          <w:sz w:val="22"/>
+          <w:szCs w:val="22"/>
+        </w:rPr>
+        <w:t xml:space="preserve">.</w:t>
+      </w:r>
+    </w:p>
+    <w:p>
+      <w:pPr>
+        <w:spacing w:after="80" w:before="80"/>
+      </w:pPr>
+    </w:p>
+    <w:p>
+      <w:pPr>
+        <w:pStyle w:val="Heading3"/>
+        <w:spacing w:after="120" w:before="240"/>
+      </w:pPr>
+      <w:r>
+        <w:rPr>
+          <w:rFonts w:ascii="Calibri" w:cs="Calibri" w:eastAsia="Calibri" w:hAnsi="Calibri"/>
+          <w:b/>
+          <w:bCs/>
+          <w:color w:val="1E293B"/>
+          <w:sz w:val="24"/>
+          <w:szCs w:val="24"/>
+        </w:rPr>
+        <w:t xml:space="preserve">Geração de Ícones</w:t>
+      </w:r>
+    </w:p>
+    <w:p>
+      <w:pPr>
+        <w:spacing w:after="80" w:before="80"/>
+      </w:pPr>
+    </w:p>
+    <w:p>
+      <w:pPr>
+        <w:shd w:fill="F1F5F9" w:color="F1F5F9" w:val="solid"/>
+        <w:spacing w:after="200" w:before="200"/>
+        <w:ind w:left="431"/>
+      </w:pPr>
+      <w:r>
+        <w:rPr>
+          <w:rFonts w:ascii="Courier New" w:cs="Courier New" w:eastAsia="Courier New" w:hAnsi="Courier New"/>
+          <w:color w:val="1E293B"/>
+          <w:sz w:val="18"/>
+          <w:szCs w:val="18"/>
+        </w:rPr>
+        <w:t xml:space="preserve">node scripts/generate-icons.js</w:t>
+      </w:r>
+    </w:p>
+    <w:p>
+      <w:pPr>
+        <w:spacing w:after="80" w:before="80"/>
+      </w:pPr>
+    </w:p>
+    <w:p>
+      <w:pPr>
+        <w:spacing w:after="80" w:before="80"/>
+      </w:pPr>
+      <w:r>
+        <w:rPr>
+          <w:rFonts w:ascii="Calibri" w:cs="Calibri" w:eastAsia="Calibri" w:hAnsi="Calibri"/>
+          <w:color w:val="1E293B"/>
+          <w:sz w:val="22"/>
+          <w:szCs w:val="22"/>
+        </w:rPr>
+        <w:t xml:space="preserve">Gera os 4 ícones PNG em </w:t>
+      </w:r>
+      <w:r>
+        <w:rPr>
+          <w:rFonts w:ascii="Courier New" w:cs="Courier New" w:eastAsia="Courier New" w:hAnsi="Courier New"/>
+          <w:color w:val="7C3AED"/>
+          <w:sz w:val="20"/>
+          <w:szCs w:val="20"/>
+        </w:rPr>
+        <w:t xml:space="preserve">public/icons/</w:t>
+      </w:r>
+      <w:r>
+        <w:rPr>
+          <w:rFonts w:ascii="Calibri" w:cs="Calibri" w:eastAsia="Calibri" w:hAnsi="Calibri"/>
+          <w:color w:val="1E293B"/>
+          <w:sz w:val="22"/>
+          <w:szCs w:val="22"/>
+        </w:rPr>
+        <w:t xml:space="preserve"> usando apenas módulos nativos do Node.js (</w:t>
+      </w:r>
+      <w:r>
+        <w:rPr>
+          <w:rFonts w:ascii="Courier New" w:cs="Courier New" w:eastAsia="Courier New" w:hAnsi="Courier New"/>
+          <w:color w:val="7C3AED"/>
+          <w:sz w:val="20"/>
+          <w:szCs w:val="20"/>
+        </w:rPr>
+        <w:t xml:space="preserve">zlib</w:t>
+      </w:r>
+      <w:r>
+        <w:rPr>
+          <w:rFonts w:ascii="Calibri" w:cs="Calibri" w:eastAsia="Calibri" w:hAnsi="Calibri"/>
+          <w:color w:val="1E293B"/>
+          <w:sz w:val="22"/>
+          <w:szCs w:val="22"/>
+        </w:rPr>
+        <w:t xml:space="preserve">, </w:t>
+      </w:r>
+      <w:r>
+        <w:rPr>
+          <w:rFonts w:ascii="Courier New" w:cs="Courier New" w:eastAsia="Courier New" w:hAnsi="Courier New"/>
+          <w:color w:val="7C3AED"/>
+          <w:sz w:val="20"/>
+          <w:szCs w:val="20"/>
+        </w:rPr>
+        <w:t xml:space="preserve">fs</w:t>
+      </w:r>
+      <w:r>
+        <w:rPr>
+          <w:rFonts w:ascii="Calibri" w:cs="Calibri" w:eastAsia="Calibri" w:hAnsi="Calibri"/>
+          <w:color w:val="1E293B"/>
+          <w:sz w:val="22"/>
+          <w:szCs w:val="22"/>
+        </w:rPr>
+        <w:t xml:space="preserve">, </w:t>
+      </w:r>
+      <w:r>
+        <w:rPr>
+          <w:rFonts w:ascii="Courier New" w:cs="Courier New" w:eastAsia="Courier New" w:hAnsi="Courier New"/>
+          <w:color w:val="7C3AED"/>
+          <w:sz w:val="20"/>
+          <w:szCs w:val="20"/>
+        </w:rPr>
+        <w:t xml:space="preserve">path</w:t>
+      </w:r>
+      <w:r>
+        <w:rPr>
+          <w:rFonts w:ascii="Calibri" w:cs="Calibri" w:eastAsia="Calibri" w:hAnsi="Calibri"/>
+          <w:color w:val="1E293B"/>
+          <w:sz w:val="22"/>
+          <w:szCs w:val="22"/>
+        </w:rPr>
+        <w:t xml:space="preserve">). Não é necessário rodar em CI — os ícones estão commitados.</w:t>
       </w:r>
     </w:p>
     <w:p>

--- a/docs/technical-documentation/technical-documentation.docx
+++ b/docs/technical-documentation/technical-documentation.docx
@@ -1991,8 +1991,7 @@
 │   │   │   └── ProgressBar.tsx
 │   │   └── layout/
 │   │       ├── Sidebar.tsx       # Navegação lateral
-│   │       ├── ThemeToggle.tsx   # Toggle dark/light
-│   │       └── MigrationBanner.tsx
+│   │       └── ThemeToggle.tsx   # Toggle dark/light
 │   ├── modules/                  # Views por feature (lógica de página)
 │   │   ├── dashboard/DashboardView.tsx
 │   │   ├── library/
@@ -2034,8 +2033,8 @@
 │   │   ├── useAppData.ts
 │   │   ├── useToast.ts
 │   │   ├── useTheme.ts
-│   │   ├── useMigration.ts
-│   │   └── useAnalytics.ts       # Hook type-safe: track(), identifyUser(), resetUser()
+│   │   ├── usePushNotifications.ts  # Permissão reativa, subscribe/unsubscribe (PWA-01)
+│   │   └── useAnalytics.ts          # Hook type-safe: track(), identifyUser(), resetUser()
 │   ├── lib/
 │   │   ├── supabase/
 │   │   │   ├── client.ts         # createBrowserClient
@@ -9904,12 +9903,21 @@
       </w:pPr>
       <w:r>
         <w:rPr>
-          <w:rFonts w:ascii="Calibri" w:cs="Calibri" w:eastAsia="Calibri" w:hAnsi="Calibri"/>
-          <w:color w:val="1E293B"/>
-          <w:sz w:val="22"/>
-          <w:szCs w:val="22"/>
-        </w:rPr>
-        <w:t xml:space="preserve">Geração de flashcards a partir de conteúdo</w:t>
+          <w:rFonts w:ascii="Courier New" w:cs="Courier New" w:eastAsia="Courier New" w:hAnsi="Courier New"/>
+          <w:color w:val="7C3AED"/>
+          <w:sz w:val="20"/>
+          <w:szCs w:val="20"/>
+        </w:rPr>
+        <w:t xml:space="preserve">buildFlashcardPrompt</w:t>
+      </w:r>
+      <w:r>
+        <w:rPr>
+          <w:rFonts w:ascii="Calibri" w:cs="Calibri" w:eastAsia="Calibri" w:hAnsi="Calibri"/>
+          <w:color w:val="1E293B"/>
+          <w:sz w:val="22"/>
+          <w:szCs w:val="22"/>
+        </w:rPr>
+        <w:t xml:space="preserve"> — geração de flashcards a partir de conteúdo e highlights</w:t>
       </w:r>
     </w:p>
     <w:p>
@@ -9924,12 +9932,21 @@
       </w:pPr>
       <w:r>
         <w:rPr>
-          <w:rFonts w:ascii="Calibri" w:cs="Calibri" w:eastAsia="Calibri" w:hAnsi="Calibri"/>
-          <w:color w:val="1E293B"/>
-          <w:sz w:val="22"/>
-          <w:szCs w:val="22"/>
-        </w:rPr>
-        <w:t xml:space="preserve">Geração de perguntas contextuais</w:t>
+          <w:rFonts w:ascii="Courier New" w:cs="Courier New" w:eastAsia="Courier New" w:hAnsi="Courier New"/>
+          <w:color w:val="7C3AED"/>
+          <w:sz w:val="20"/>
+          <w:szCs w:val="20"/>
+        </w:rPr>
+        <w:t xml:space="preserve">buildTeachingPrompt</w:t>
+      </w:r>
+      <w:r>
+        <w:rPr>
+          <w:rFonts w:ascii="Calibri" w:cs="Calibri" w:eastAsia="Calibri" w:hAnsi="Calibri"/>
+          <w:color w:val="1E293B"/>
+          <w:sz w:val="22"/>
+          <w:szCs w:val="22"/>
+        </w:rPr>
+        <w:t xml:space="preserve"> — análise da explicação do usuário no Modo Professor</w:t>
       </w:r>
     </w:p>
     <w:p>
@@ -9944,12 +9961,21 @@
       </w:pPr>
       <w:r>
         <w:rPr>
-          <w:rFonts w:ascii="Calibri" w:cs="Calibri" w:eastAsia="Calibri" w:hAnsi="Calibri"/>
-          <w:color w:val="1E293B"/>
-          <w:sz w:val="22"/>
-          <w:szCs w:val="22"/>
-        </w:rPr>
-        <w:t xml:space="preserve">Resumo de highlights</w:t>
+          <w:rFonts w:ascii="Courier New" w:cs="Courier New" w:eastAsia="Courier New" w:hAnsi="Courier New"/>
+          <w:color w:val="7C3AED"/>
+          <w:sz w:val="20"/>
+          <w:szCs w:val="20"/>
+        </w:rPr>
+        <w:t xml:space="preserve">buildCoachPrompt</w:t>
+      </w:r>
+      <w:r>
+        <w:rPr>
+          <w:rFonts w:ascii="Calibri" w:cs="Calibri" w:eastAsia="Calibri" w:hAnsi="Calibri"/>
+          <w:color w:val="1E293B"/>
+          <w:sz w:val="22"/>
+          <w:szCs w:val="22"/>
+        </w:rPr>
+        <w:t xml:space="preserve"> — geração de recomendações personalizadas pelo Cognitive Coach</w:t>
       </w:r>
     </w:p>
     <w:p>
@@ -9964,12 +9990,21 @@
       </w:pPr>
       <w:r>
         <w:rPr>
-          <w:rFonts w:ascii="Calibri" w:cs="Calibri" w:eastAsia="Calibri" w:hAnsi="Calibri"/>
-          <w:color w:val="1E293B"/>
-          <w:sz w:val="22"/>
-          <w:szCs w:val="22"/>
-        </w:rPr>
-        <w:t xml:space="preserve">Detecção de lacunas de conhecimento</w:t>
+          <w:rFonts w:ascii="Courier New" w:cs="Courier New" w:eastAsia="Courier New" w:hAnsi="Courier New"/>
+          <w:color w:val="7C3AED"/>
+          <w:sz w:val="20"/>
+          <w:szCs w:val="20"/>
+        </w:rPr>
+        <w:t xml:space="preserve">buildQuizPrompt</w:t>
+      </w:r>
+      <w:r>
+        <w:rPr>
+          <w:rFonts w:ascii="Calibri" w:cs="Calibri" w:eastAsia="Calibri" w:hAnsi="Calibri"/>
+          <w:color w:val="1E293B"/>
+          <w:sz w:val="22"/>
+          <w:szCs w:val="22"/>
+        </w:rPr>
+        <w:t xml:space="preserve"> — geração de distratores plausíveis para o Quiz Adaptativo</w:t>
       </w:r>
     </w:p>
     <w:p>
@@ -9991,8 +10026,382 @@
           <w:sz w:val="24"/>
           <w:szCs w:val="24"/>
         </w:rPr>
-        <w:t xml:space="preserve">Fluxo Planejado (Fase 5)</w:t>
-      </w:r>
+        <w:t xml:space="preserve">Endpoints de IA</w:t>
+      </w:r>
+    </w:p>
+    <w:p>
+      <w:pPr>
+        <w:spacing w:after="80" w:before="80"/>
+      </w:pPr>
+    </w:p>
+    <w:tbl>
+      <w:tblPr>
+        <w:tblW w:type="pct" w:w="100%"/>
+        <w:tblBorders>
+          <w:top w:val="single" w:color="auto" w:sz="4"/>
+          <w:left w:val="single" w:color="auto" w:sz="4"/>
+          <w:bottom w:val="single" w:color="auto" w:sz="4"/>
+          <w:right w:val="single" w:color="auto" w:sz="4"/>
+          <w:insideH w:val="single" w:color="auto" w:sz="4"/>
+          <w:insideV w:val="single" w:color="auto" w:sz="4"/>
+        </w:tblBorders>
+        <w:tblCellMar>
+          <w:top w:type="dxa" w:w="100"/>
+          <w:left w:type="dxa" w:w="100"/>
+          <w:bottom w:type="dxa" w:w="100"/>
+          <w:right w:type="dxa" w:w="100"/>
+        </w:tblCellMar>
+      </w:tblPr>
+      <w:tblGrid>
+        <w:gridCol w:w="100"/>
+        <w:gridCol w:w="100"/>
+        <w:gridCol w:w="100"/>
+      </w:tblGrid>
+      <w:tr>
+        <w:tc>
+          <w:tcPr>
+            <w:shd w:fill="7C3AED" w:color="7C3AED" w:val="solid"/>
+          </w:tcPr>
+          <w:p>
+            <w:r>
+              <w:rPr>
+                <w:rFonts w:ascii="Calibri" w:cs="Calibri" w:eastAsia="Calibri" w:hAnsi="Calibri"/>
+                <w:b/>
+                <w:bCs/>
+                <w:color w:val="FFFFFF"/>
+                <w:sz w:val="20"/>
+                <w:szCs w:val="20"/>
+              </w:rPr>
+              <w:t xml:space="preserve">Rota</w:t>
+            </w:r>
+          </w:p>
+        </w:tc>
+        <w:tc>
+          <w:tcPr>
+            <w:shd w:fill="7C3AED" w:color="7C3AED" w:val="solid"/>
+          </w:tcPr>
+          <w:p>
+            <w:r>
+              <w:rPr>
+                <w:rFonts w:ascii="Calibri" w:cs="Calibri" w:eastAsia="Calibri" w:hAnsi="Calibri"/>
+                <w:b/>
+                <w:bCs/>
+                <w:color w:val="FFFFFF"/>
+                <w:sz w:val="20"/>
+                <w:szCs w:val="20"/>
+              </w:rPr>
+              <w:t xml:space="preserve">Entrada</w:t>
+            </w:r>
+          </w:p>
+        </w:tc>
+        <w:tc>
+          <w:tcPr>
+            <w:shd w:fill="7C3AED" w:color="7C3AED" w:val="solid"/>
+          </w:tcPr>
+          <w:p>
+            <w:r>
+              <w:rPr>
+                <w:rFonts w:ascii="Calibri" w:cs="Calibri" w:eastAsia="Calibri" w:hAnsi="Calibri"/>
+                <w:b/>
+                <w:bCs/>
+                <w:color w:val="FFFFFF"/>
+                <w:sz w:val="20"/>
+                <w:szCs w:val="20"/>
+              </w:rPr>
+              <w:t xml:space="preserve">Saída</w:t>
+            </w:r>
+          </w:p>
+        </w:tc>
+      </w:tr>
+      <w:tr>
+        <w:tc>
+          <w:tcPr>
+            <w:shd/>
+          </w:tcPr>
+          <w:p>
+            <w:r>
+              <w:rPr>
+                <w:rFonts w:ascii="Calibri" w:cs="Calibri" w:eastAsia="Calibri" w:hAnsi="Calibri"/>
+                <w:b w:val="false"/>
+                <w:bCs w:val="false"/>
+                <w:color w:val="1E293B"/>
+                <w:sz w:val="20"/>
+                <w:szCs w:val="20"/>
+              </w:rPr>
+              <w:t xml:space="preserve">`POST /api/ai/generate-flashcards`</w:t>
+            </w:r>
+          </w:p>
+        </w:tc>
+        <w:tc>
+          <w:tcPr>
+            <w:shd/>
+          </w:tcPr>
+          <w:p>
+            <w:r>
+              <w:rPr>
+                <w:rFonts w:ascii="Calibri" w:cs="Calibri" w:eastAsia="Calibri" w:hAnsi="Calibri"/>
+                <w:b w:val="false"/>
+                <w:bCs w:val="false"/>
+                <w:color w:val="1E293B"/>
+                <w:sz w:val="20"/>
+                <w:szCs w:val="20"/>
+              </w:rPr>
+              <w:t xml:space="preserve">`notes`, `highlights`, `title`, `count`</w:t>
+            </w:r>
+          </w:p>
+        </w:tc>
+        <w:tc>
+          <w:tcPr>
+            <w:shd/>
+          </w:tcPr>
+          <w:p>
+            <w:r>
+              <w:rPr>
+                <w:rFonts w:ascii="Calibri" w:cs="Calibri" w:eastAsia="Calibri" w:hAnsi="Calibri"/>
+                <w:b w:val="false"/>
+                <w:bCs w:val="false"/>
+                <w:color w:val="1E293B"/>
+                <w:sz w:val="20"/>
+                <w:szCs w:val="20"/>
+              </w:rPr>
+              <w:t xml:space="preserve">Array de `{ front, back }`</w:t>
+            </w:r>
+          </w:p>
+        </w:tc>
+      </w:tr>
+      <w:tr>
+        <w:tc>
+          <w:tcPr>
+            <w:shd w:fill="F1F5F9" w:color="F1F5F9" w:val="solid"/>
+          </w:tcPr>
+          <w:p>
+            <w:r>
+              <w:rPr>
+                <w:rFonts w:ascii="Calibri" w:cs="Calibri" w:eastAsia="Calibri" w:hAnsi="Calibri"/>
+                <w:b w:val="false"/>
+                <w:bCs w:val="false"/>
+                <w:color w:val="1E293B"/>
+                <w:sz w:val="20"/>
+                <w:szCs w:val="20"/>
+              </w:rPr>
+              <w:t xml:space="preserve">`POST /api/ai/analyze-teaching`</w:t>
+            </w:r>
+          </w:p>
+        </w:tc>
+        <w:tc>
+          <w:tcPr>
+            <w:shd w:fill="F1F5F9" w:color="F1F5F9" w:val="solid"/>
+          </w:tcPr>
+          <w:p>
+            <w:r>
+              <w:rPr>
+                <w:rFonts w:ascii="Calibri" w:cs="Calibri" w:eastAsia="Calibri" w:hAnsi="Calibri"/>
+                <w:b w:val="false"/>
+                <w:bCs w:val="false"/>
+                <w:color w:val="1E293B"/>
+                <w:sz w:val="20"/>
+                <w:szCs w:val="20"/>
+              </w:rPr>
+              <w:t xml:space="preserve">`teachText`, `topic`</w:t>
+            </w:r>
+          </w:p>
+        </w:tc>
+        <w:tc>
+          <w:tcPr>
+            <w:shd w:fill="F1F5F9" w:color="F1F5F9" w:val="solid"/>
+          </w:tcPr>
+          <w:p>
+            <w:r>
+              <w:rPr>
+                <w:rFonts w:ascii="Calibri" w:cs="Calibri" w:eastAsia="Calibri" w:hAnsi="Calibri"/>
+                <w:b w:val="false"/>
+                <w:bCs w:val="false"/>
+                <w:color w:val="1E293B"/>
+                <w:sz w:val="20"/>
+                <w:szCs w:val="20"/>
+              </w:rPr>
+              <w:t xml:space="preserve">`TeachAnalysis` (clarity_score, coverage_score, gaps, strengths, suggestions, estimated_retention)</w:t>
+            </w:r>
+          </w:p>
+        </w:tc>
+      </w:tr>
+      <w:tr>
+        <w:tc>
+          <w:tcPr>
+            <w:shd/>
+          </w:tcPr>
+          <w:p>
+            <w:r>
+              <w:rPr>
+                <w:rFonts w:ascii="Calibri" w:cs="Calibri" w:eastAsia="Calibri" w:hAnsi="Calibri"/>
+                <w:b w:val="false"/>
+                <w:bCs w:val="false"/>
+                <w:color w:val="1E293B"/>
+                <w:sz w:val="20"/>
+                <w:szCs w:val="20"/>
+              </w:rPr>
+              <w:t xml:space="preserve">`POST /api/ai/cognitive-coach`</w:t>
+            </w:r>
+          </w:p>
+        </w:tc>
+        <w:tc>
+          <w:tcPr>
+            <w:shd/>
+          </w:tcPr>
+          <w:p>
+            <w:r>
+              <w:rPr>
+                <w:rFonts w:ascii="Calibri" w:cs="Calibri" w:eastAsia="Calibri" w:hAnsi="Calibri"/>
+                <w:b w:val="false"/>
+                <w:bCs w:val="false"/>
+                <w:color w:val="1E293B"/>
+                <w:sz w:val="20"/>
+                <w:szCs w:val="20"/>
+              </w:rPr>
+              <w:t xml:space="preserve">métricas cognitivas</w:t>
+            </w:r>
+          </w:p>
+        </w:tc>
+        <w:tc>
+          <w:tcPr>
+            <w:shd/>
+          </w:tcPr>
+          <w:p>
+            <w:r>
+              <w:rPr>
+                <w:rFonts w:ascii="Calibri" w:cs="Calibri" w:eastAsia="Calibri" w:hAnsi="Calibri"/>
+                <w:b w:val="false"/>
+                <w:bCs w:val="false"/>
+                <w:color w:val="1E293B"/>
+                <w:sz w:val="20"/>
+                <w:szCs w:val="20"/>
+              </w:rPr>
+              <w:t xml:space="preserve">Mensagem de coaching personalizada</w:t>
+            </w:r>
+          </w:p>
+        </w:tc>
+      </w:tr>
+      <w:tr>
+        <w:tc>
+          <w:tcPr>
+            <w:shd w:fill="F1F5F9" w:color="F1F5F9" w:val="solid"/>
+          </w:tcPr>
+          <w:p>
+            <w:r>
+              <w:rPr>
+                <w:rFonts w:ascii="Calibri" w:cs="Calibri" w:eastAsia="Calibri" w:hAnsi="Calibri"/>
+                <w:b w:val="false"/>
+                <w:bCs w:val="false"/>
+                <w:color w:val="1E293B"/>
+                <w:sz w:val="20"/>
+                <w:szCs w:val="20"/>
+              </w:rPr>
+              <w:t xml:space="preserve">`POST /api/ai/generate-quiz`</w:t>
+            </w:r>
+          </w:p>
+        </w:tc>
+        <w:tc>
+          <w:tcPr>
+            <w:shd w:fill="F1F5F9" w:color="F1F5F9" w:val="solid"/>
+          </w:tcPr>
+          <w:p>
+            <w:r>
+              <w:rPr>
+                <w:rFonts w:ascii="Calibri" w:cs="Calibri" w:eastAsia="Calibri" w:hAnsi="Calibri"/>
+                <w:b w:val="false"/>
+                <w:bCs w:val="false"/>
+                <w:color w:val="1E293B"/>
+                <w:sz w:val="20"/>
+                <w:szCs w:val="20"/>
+              </w:rPr>
+              <w:t xml:space="preserve">`front`, `back`, `count`</w:t>
+            </w:r>
+          </w:p>
+        </w:tc>
+        <w:tc>
+          <w:tcPr>
+            <w:shd w:fill="F1F5F9" w:color="F1F5F9" w:val="solid"/>
+          </w:tcPr>
+          <w:p>
+            <w:r>
+              <w:rPr>
+                <w:rFonts w:ascii="Calibri" w:cs="Calibri" w:eastAsia="Calibri" w:hAnsi="Calibri"/>
+                <w:b w:val="false"/>
+                <w:bCs w:val="false"/>
+                <w:color w:val="1E293B"/>
+                <w:sz w:val="20"/>
+                <w:szCs w:val="20"/>
+              </w:rPr>
+              <w:t xml:space="preserve">`{ distractors: string[] }`</w:t>
+            </w:r>
+          </w:p>
+        </w:tc>
+      </w:tr>
+    </w:tbl>
+    <w:p/>
+    <w:p>
+      <w:pPr>
+        <w:spacing w:after="80" w:before="80"/>
+      </w:pPr>
+    </w:p>
+    <w:p>
+      <w:pPr>
+        <w:spacing w:after="80" w:before="80"/>
+      </w:pPr>
+      <w:r>
+        <w:rPr>
+          <w:rFonts w:ascii="Calibri" w:cs="Calibri" w:eastAsia="Calibri" w:hAnsi="Calibri"/>
+          <w:color w:val="1E293B"/>
+          <w:sz w:val="22"/>
+          <w:szCs w:val="22"/>
+        </w:rPr>
+        <w:t xml:space="preserve">Todos os schemas de validação estão centralizados em </w:t>
+      </w:r>
+      <w:r>
+        <w:rPr>
+          <w:rFonts w:ascii="Courier New" w:cs="Courier New" w:eastAsia="Courier New" w:hAnsi="Courier New"/>
+          <w:color w:val="7C3AED"/>
+          <w:sz w:val="20"/>
+          <w:szCs w:val="20"/>
+        </w:rPr>
+        <w:t xml:space="preserve">src/lib/ai/validation.ts</w:t>
+      </w:r>
+      <w:r>
+        <w:rPr>
+          <w:rFonts w:ascii="Calibri" w:cs="Calibri" w:eastAsia="Calibri" w:hAnsi="Calibri"/>
+          <w:color w:val="1E293B"/>
+          <w:sz w:val="22"/>
+          <w:szCs w:val="22"/>
+        </w:rPr>
+        <w:t xml:space="preserve"> (Zod).</w:t>
+      </w:r>
+    </w:p>
+    <w:p>
+      <w:pPr>
+        <w:spacing w:after="80" w:before="80"/>
+      </w:pPr>
+    </w:p>
+    <w:p>
+      <w:pPr>
+        <w:pStyle w:val="Heading3"/>
+        <w:spacing w:after="120" w:before="240"/>
+      </w:pPr>
+      <w:r>
+        <w:rPr>
+          <w:rFonts w:ascii="Calibri" w:cs="Calibri" w:eastAsia="Calibri" w:hAnsi="Calibri"/>
+          <w:b/>
+          <w:bCs/>
+          <w:color w:val="1E293B"/>
+          <w:sz w:val="24"/>
+          <w:szCs w:val="24"/>
+        </w:rPr>
+        <w:t xml:space="preserve">Quiz Adaptativo (`/active` — modo Auto-Avaliação)</w:t>
+      </w:r>
+    </w:p>
+    <w:p>
+      <w:pPr>
+        <w:spacing w:after="80" w:before="80"/>
+      </w:pPr>
     </w:p>
     <w:p>
       <w:pPr>
@@ -10007,12 +10416,123 @@
           <w:sz w:val="18"/>
           <w:szCs w:val="18"/>
         </w:rPr>
-        <w:t xml:space="preserve">1. Usuário conclui sessão de foco
-2. Frontend envia highlights + notas para POST /api/ai/generate-flashcards
-3. API Route usa prompt estruturado com o conteúdo
-4. OpenAI/Anthropic retorna array de flashcards
-5. flashcardsService.createFlashcards() persiste no banco
-6. AppContext atualiza estado local</w:t>
+        <w:t xml:space="preserve">1. Usuário seleciona modo "🧩 Auto-Avaliação" e escolhe um conteúdo
+2. loadQuiz() filtra flashcards do conteúdo, ordena por mastery (new → learning → review → strong), limita a 7
+3. Promise.allSettled() chama /api/ai/generate-quiz em paralelo para cada card
+4. Fisher-Yates embaralha [correct_answer + 3 distractors] para cada pergunta
+5. Usuário responde → feedback imediato (verde/vermelho) → Próxima
+6. Ao fim: placar + XP (10 por acerto) + lista de cards para revisar</w:t>
+      </w:r>
+    </w:p>
+    <w:p>
+      <w:pPr>
+        <w:spacing w:after="80" w:before="80"/>
+      </w:pPr>
+    </w:p>
+    <w:p>
+      <w:pPr>
+        <w:spacing w:after="80" w:before="80"/>
+      </w:pPr>
+      <w:r>
+        <w:rPr>
+          <w:rFonts w:ascii="Calibri" w:cs="Calibri" w:eastAsia="Calibri" w:hAnsi="Calibri"/>
+          <w:color w:val="1E293B"/>
+          <w:sz w:val="22"/>
+          <w:szCs w:val="22"/>
+        </w:rPr>
+        <w:t xml:space="preserve">Cards com </w:t>
+      </w:r>
+      <w:r>
+        <w:rPr>
+          <w:rFonts w:ascii="Courier New" w:cs="Courier New" w:eastAsia="Courier New" w:hAnsi="Courier New"/>
+          <w:color w:val="7C3AED"/>
+          <w:sz w:val="20"/>
+          <w:szCs w:val="20"/>
+        </w:rPr>
+        <w:t xml:space="preserve">mastery = 'new'</w:t>
+      </w:r>
+      <w:r>
+        <w:rPr>
+          <w:rFonts w:ascii="Calibri" w:cs="Calibri" w:eastAsia="Calibri" w:hAnsi="Calibri"/>
+          <w:color w:val="1E293B"/>
+          <w:sz w:val="22"/>
+          <w:szCs w:val="22"/>
+        </w:rPr>
+        <w:t xml:space="preserve"> aparecem primeiro para priorizar consolidação de pontos fracos.</w:t>
+      </w:r>
+    </w:p>
+    <w:p>
+      <w:pPr>
+        <w:spacing w:after="80" w:before="80"/>
+      </w:pPr>
+    </w:p>
+    <w:p>
+      <w:pPr>
+        <w:pStyle w:val="Heading3"/>
+        <w:spacing w:after="120" w:before="240"/>
+      </w:pPr>
+      <w:r>
+        <w:rPr>
+          <w:rFonts w:ascii="Calibri" w:cs="Calibri" w:eastAsia="Calibri" w:hAnsi="Calibri"/>
+          <w:b/>
+          <w:bCs/>
+          <w:color w:val="1E293B"/>
+          <w:sz w:val="24"/>
+          <w:szCs w:val="24"/>
+        </w:rPr>
+        <w:t xml:space="preserve">Análise do Modo Professor (`/active` — modo Modo Professor)</w:t>
+      </w:r>
+    </w:p>
+    <w:p>
+      <w:pPr>
+        <w:spacing w:after="80" w:before="80"/>
+      </w:pPr>
+    </w:p>
+    <w:p>
+      <w:pPr>
+        <w:shd w:fill="F1F5F9" w:color="F1F5F9" w:val="solid"/>
+        <w:spacing w:after="200" w:before="200"/>
+        <w:ind w:left="431"/>
+      </w:pPr>
+      <w:r>
+        <w:rPr>
+          <w:rFonts w:ascii="Courier New" w:cs="Courier New" w:eastAsia="Courier New" w:hAnsi="Courier New"/>
+          <w:color w:val="1E293B"/>
+          <w:sz w:val="18"/>
+          <w:szCs w:val="18"/>
+        </w:rPr>
+        <w:t xml:space="preserve">1. Usuário digita explicação ≥ 100 chars
+2. Botão "Analisar com IA" fica visível
+3. analyzeTeaching() POST /api/ai/analyze-teaching
+4. Painel TeachAnalysis exibe: clarity_score, coverage_score, gaps, strengths, suggestions, estimated_retention</w:t>
+      </w:r>
+    </w:p>
+    <w:p>
+      <w:pPr>
+        <w:spacing w:after="80" w:before="80"/>
+      </w:pPr>
+    </w:p>
+    <w:p>
+      <w:pPr>
+        <w:spacing w:after="80" w:before="80"/>
+      </w:pPr>
+      <w:r>
+        <w:rPr>
+          <w:rFonts w:ascii="Courier New" w:cs="Courier New" w:eastAsia="Courier New" w:hAnsi="Courier New"/>
+          <w:color w:val="7C3AED"/>
+          <w:sz w:val="20"/>
+          <w:szCs w:val="20"/>
+        </w:rPr>
+        <w:t xml:space="preserve">analyzingRef</w:t>
+      </w:r>
+      <w:r>
+        <w:rPr>
+          <w:rFonts w:ascii="Calibri" w:cs="Calibri" w:eastAsia="Calibri" w:hAnsi="Calibri"/>
+          <w:color w:val="1E293B"/>
+          <w:sz w:val="22"/>
+          <w:szCs w:val="22"/>
+        </w:rPr>
+        <w:t xml:space="preserve"> (useRef síncrono) impede double-submit mesmo com React 19 concurrent mode.</w:t>
       </w:r>
     </w:p>
     <w:p>

--- a/docs/technical-documentation/technical-documentation.docx
+++ b/docs/technical-documentation/technical-documentation.docx
@@ -82,7 +82,7 @@
           <w:sz w:val="20"/>
           <w:szCs w:val="20"/>
         </w:rPr>
-        <w:t xml:space="preserve">Versão 2.0  ·  8 de junho de 2026</w:t>
+        <w:t xml:space="preserve">Versão 2.0  ·  9 de junho de 2026</w:t>
       </w:r>
     </w:p>
     <w:p>

--- a/docs/technical-documentation/technical-documentation.docx
+++ b/docs/technical-documentation/technical-documentation.docx
@@ -82,7 +82,7 @@
           <w:sz w:val="20"/>
           <w:szCs w:val="20"/>
         </w:rPr>
-        <w:t xml:space="preserve">Versão 2.0  ·  9 de junho de 2026</w:t>
+        <w:t xml:space="preserve">Versão 2.0  ·  10 de junho de 2026</w:t>
       </w:r>
     </w:p>
     <w:p>
